--- a/Review adn Improvements.docx
+++ b/Review adn Improvements.docx
@@ -3,12 +3,6 @@
 <w:document xmlns:ve="http://schemas.openxmlformats.org/markup-compatibility/2006" xmlns:o="urn:schemas-microsoft-com:office:office" xmlns:r="http://schemas.openxmlformats.org/officeDocument/2006/relationships" xmlns:m="http://schemas.openxmlformats.org/officeDocument/2006/math" xmlns:v="urn:schemas-microsoft-com:vml" xmlns:wp="http://schemas.openxmlformats.org/drawingml/2006/wordprocessingDrawing" xmlns:w10="urn:schemas-microsoft-com:office:word" xmlns:w="http://schemas.openxmlformats.org/wordprocessingml/2006/main" xmlns:wne="http://schemas.microsoft.com/office/word/2006/wordml">
   <w:body>
     <w:p>
-      <w:pPr>
-        <w:rPr>
-          <w:sz w:val="18"/>
-          <w:szCs w:val="18"/>
-        </w:rPr>
-      </w:pPr>
       <w:r>
         <w:rPr>
           <w:noProof/>
@@ -59,9 +53,6 @@
           </wp:inline>
         </w:drawing>
       </w:r>
-      <w:r>
-        <w:br/>
-      </w:r>
       <w:proofErr w:type="gramStart"/>
       <w:r>
         <w:t>customer</w:t>
@@ -152,9 +143,6 @@
       <w:r>
         <w:br/>
       </w:r>
-      <w:r>
-        <w:br/>
-      </w:r>
       <w:proofErr w:type="spellStart"/>
       <w:proofErr w:type="gramStart"/>
       <w:r>
@@ -205,6 +193,14 @@
       <w:r>
         <w:t>.</w:t>
       </w:r>
+    </w:p>
+    <w:p>
+      <w:pPr>
+        <w:rPr>
+          <w:sz w:val="18"/>
+          <w:szCs w:val="18"/>
+        </w:rPr>
+      </w:pPr>
       <w:r>
         <w:br/>
       </w:r>
@@ -258,9 +254,6 @@
           </wp:inline>
         </w:drawing>
       </w:r>
-      <w:r>
-        <w:br/>
-      </w:r>
       <w:proofErr w:type="spellStart"/>
       <w:r>
         <w:t>aur</w:t>
@@ -744,15 +737,30 @@
         <w:br/>
       </w:r>
       <w:r>
+        <w:br/>
+      </w:r>
+      <w:r>
+        <w:br/>
+      </w:r>
+      <w:r>
+        <w:rPr>
+          <w:sz w:val="18"/>
+          <w:szCs w:val="18"/>
+        </w:rPr>
+        <w:lastRenderedPageBreak/>
+        <w:t xml:space="preserve"> </w:t>
+      </w:r>
+      <w:r>
         <w:rPr>
           <w:noProof/>
-        </w:rPr>
-        <w:lastRenderedPageBreak/>
+          <w:sz w:val="18"/>
+          <w:szCs w:val="18"/>
+        </w:rPr>
         <w:drawing>
           <wp:inline distT="0" distB="0" distL="0" distR="0">
-            <wp:extent cx="4433081" cy="6805613"/>
-            <wp:effectExtent l="19050" t="0" r="5569" b="0"/>
-            <wp:docPr id="37" name="Picture 37"/>
+            <wp:extent cx="5943600" cy="2889207"/>
+            <wp:effectExtent l="19050" t="0" r="0" b="0"/>
+            <wp:docPr id="64" name="Picture 64"/>
             <wp:cNvGraphicFramePr>
               <a:graphicFrameLocks xmlns:a="http://schemas.openxmlformats.org/drawingml/2006/main" noChangeAspect="1"/>
             </wp:cNvGraphicFramePr>
@@ -760,13 +768,13 @@
               <a:graphicData uri="http://schemas.openxmlformats.org/drawingml/2006/picture">
                 <pic:pic xmlns:pic="http://schemas.openxmlformats.org/drawingml/2006/picture">
                   <pic:nvPicPr>
-                    <pic:cNvPr id="0" name="Picture 37"/>
+                    <pic:cNvPr id="0" name="Picture 64"/>
                     <pic:cNvPicPr>
                       <a:picLocks noChangeAspect="1" noChangeArrowheads="1"/>
                     </pic:cNvPicPr>
                   </pic:nvPicPr>
                   <pic:blipFill>
-                    <a:blip r:embed="rId6"/>
+                    <a:blip r:embed="rId6" cstate="print"/>
                     <a:srcRect/>
                     <a:stretch>
                       <a:fillRect/>
@@ -775,7 +783,7 @@
                   <pic:spPr bwMode="auto">
                     <a:xfrm>
                       <a:off x="0" y="0"/>
-                      <a:ext cx="4433081" cy="6805613"/>
+                      <a:ext cx="5943600" cy="2889207"/>
                     </a:xfrm>
                     <a:prstGeom prst="rect">
                       <a:avLst/>
@@ -795,95 +803,94 @@
         </w:drawing>
       </w:r>
       <w:r>
+        <w:rPr>
+          <w:sz w:val="18"/>
+          <w:szCs w:val="18"/>
+        </w:rPr>
+        <w:t xml:space="preserve">Waiter Screen se order POS per </w:t>
+      </w:r>
+      <w:proofErr w:type="spellStart"/>
+      <w:r>
+        <w:rPr>
+          <w:sz w:val="18"/>
+          <w:szCs w:val="18"/>
+        </w:rPr>
+        <w:t>nahi</w:t>
+      </w:r>
+      <w:proofErr w:type="spellEnd"/>
+      <w:r>
+        <w:rPr>
+          <w:sz w:val="18"/>
+          <w:szCs w:val="18"/>
+        </w:rPr>
+        <w:t xml:space="preserve"> </w:t>
+      </w:r>
+      <w:proofErr w:type="spellStart"/>
+      <w:r>
+        <w:rPr>
+          <w:sz w:val="18"/>
+          <w:szCs w:val="18"/>
+        </w:rPr>
+        <w:t>jaa</w:t>
+      </w:r>
+      <w:proofErr w:type="spellEnd"/>
+      <w:r>
+        <w:rPr>
+          <w:sz w:val="18"/>
+          <w:szCs w:val="18"/>
+        </w:rPr>
+        <w:t xml:space="preserve"> </w:t>
+      </w:r>
+      <w:proofErr w:type="spellStart"/>
+      <w:r>
+        <w:rPr>
+          <w:sz w:val="18"/>
+          <w:szCs w:val="18"/>
+        </w:rPr>
+        <w:t>raha</w:t>
+      </w:r>
+      <w:proofErr w:type="spellEnd"/>
+      <w:r>
+        <w:rPr>
+          <w:sz w:val="18"/>
+          <w:szCs w:val="18"/>
+        </w:rPr>
+        <w:t xml:space="preserve"> </w:t>
+      </w:r>
+      <w:proofErr w:type="spellStart"/>
+      <w:r>
+        <w:rPr>
+          <w:sz w:val="18"/>
+          <w:szCs w:val="18"/>
+        </w:rPr>
+        <w:t>hai</w:t>
+      </w:r>
+      <w:proofErr w:type="spellEnd"/>
+      <w:r>
+        <w:rPr>
+          <w:sz w:val="18"/>
+          <w:szCs w:val="18"/>
+        </w:rPr>
+        <w:t xml:space="preserve">. </w:t>
+      </w:r>
+      <w:r>
+        <w:rPr>
+          <w:sz w:val="18"/>
+          <w:szCs w:val="18"/>
+        </w:rPr>
         <w:br/>
       </w:r>
       <w:r>
-        <w:t xml:space="preserve">agar cart </w:t>
-      </w:r>
-      <w:proofErr w:type="spellStart"/>
-      <w:r>
-        <w:t>khali</w:t>
-      </w:r>
-      <w:proofErr w:type="spellEnd"/>
-      <w:r>
-        <w:t xml:space="preserve"> ho website per </w:t>
-      </w:r>
-      <w:proofErr w:type="spellStart"/>
-      <w:r>
-        <w:t>tu</w:t>
-      </w:r>
-      <w:proofErr w:type="spellEnd"/>
-      <w:r>
-        <w:t xml:space="preserve"> </w:t>
-      </w:r>
-      <w:proofErr w:type="spellStart"/>
-      <w:r>
-        <w:t>waha</w:t>
-      </w:r>
-      <w:proofErr w:type="spellEnd"/>
-      <w:r>
-        <w:t xml:space="preserve"> browse menu ka button </w:t>
-      </w:r>
-      <w:proofErr w:type="spellStart"/>
-      <w:r>
-        <w:t>hai</w:t>
-      </w:r>
-      <w:proofErr w:type="spellEnd"/>
-      <w:r>
-        <w:t xml:space="preserve"> </w:t>
-      </w:r>
-      <w:proofErr w:type="spellStart"/>
-      <w:r>
-        <w:t>wo</w:t>
-      </w:r>
-      <w:proofErr w:type="spellEnd"/>
-      <w:r>
-        <w:t xml:space="preserve"> press </w:t>
-      </w:r>
-      <w:proofErr w:type="spellStart"/>
-      <w:r>
-        <w:t>karnay</w:t>
-      </w:r>
-      <w:proofErr w:type="spellEnd"/>
-      <w:r>
-        <w:t xml:space="preserve"> per</w:t>
-      </w:r>
-      <w:r>
-        <w:br/>
-        <w:t xml:space="preserve">customer </w:t>
-      </w:r>
-      <w:proofErr w:type="spellStart"/>
-      <w:r>
-        <w:t>ko</w:t>
-      </w:r>
-      <w:proofErr w:type="spellEnd"/>
-      <w:r>
-        <w:t xml:space="preserve"> Menu page per catalogue section per le </w:t>
-      </w:r>
-      <w:proofErr w:type="spellStart"/>
-      <w:r>
-        <w:t>jaye</w:t>
-      </w:r>
-      <w:proofErr w:type="spellEnd"/>
-      <w:r>
-        <w:t xml:space="preserve">. </w:t>
-      </w:r>
-      <w:r>
-        <w:br/>
-      </w:r>
-      <w:r>
-        <w:br/>
-      </w:r>
-      <w:r>
         <w:rPr>
           <w:noProof/>
-        </w:rPr>
-        <w:lastRenderedPageBreak/>
+          <w:sz w:val="18"/>
+          <w:szCs w:val="18"/>
+        </w:rPr>
         <w:drawing>
           <wp:inline distT="0" distB="0" distL="0" distR="0">
-            <wp:extent cx="5943600" cy="3509733"/>
+            <wp:extent cx="5943600" cy="2889207"/>
             <wp:effectExtent l="19050" t="0" r="0" b="0"/>
-            <wp:docPr id="40" name="Picture 40"/>
+            <wp:docPr id="67" name="Picture 67"/>
             <wp:cNvGraphicFramePr>
               <a:graphicFrameLocks xmlns:a="http://schemas.openxmlformats.org/drawingml/2006/main" noChangeAspect="1"/>
             </wp:cNvGraphicFramePr>
@@ -891,13 +898,13 @@
               <a:graphicData uri="http://schemas.openxmlformats.org/drawingml/2006/picture">
                 <pic:pic xmlns:pic="http://schemas.openxmlformats.org/drawingml/2006/picture">
                   <pic:nvPicPr>
-                    <pic:cNvPr id="0" name="Picture 40"/>
+                    <pic:cNvPr id="0" name="Picture 67"/>
                     <pic:cNvPicPr>
                       <a:picLocks noChangeAspect="1" noChangeArrowheads="1"/>
                     </pic:cNvPicPr>
                   </pic:nvPicPr>
                   <pic:blipFill>
-                    <a:blip r:embed="rId7"/>
+                    <a:blip r:embed="rId7" cstate="print"/>
                     <a:srcRect/>
                     <a:stretch>
                       <a:fillRect/>
@@ -906,7 +913,7 @@
                   <pic:spPr bwMode="auto">
                     <a:xfrm>
                       <a:off x="0" y="0"/>
-                      <a:ext cx="5943600" cy="3509733"/>
+                      <a:ext cx="5943600" cy="2889207"/>
                     </a:xfrm>
                     <a:prstGeom prst="rect">
                       <a:avLst/>
@@ -926,69 +933,238 @@
         </w:drawing>
       </w:r>
       <w:r>
+        <w:rPr>
+          <w:sz w:val="18"/>
+          <w:szCs w:val="18"/>
+        </w:rPr>
         <w:br/>
-        <w:t xml:space="preserve">website or app per job hi user login </w:t>
-      </w:r>
-      <w:proofErr w:type="spellStart"/>
-      <w:r>
+      </w:r>
+      <w:proofErr w:type="gramStart"/>
+      <w:r>
+        <w:rPr>
+          <w:sz w:val="18"/>
+          <w:szCs w:val="18"/>
+        </w:rPr>
+        <w:t>mere</w:t>
+      </w:r>
+      <w:proofErr w:type="gramEnd"/>
+      <w:r>
+        <w:rPr>
+          <w:sz w:val="18"/>
+          <w:szCs w:val="18"/>
+        </w:rPr>
+        <w:t xml:space="preserve"> old </w:t>
+      </w:r>
+      <w:proofErr w:type="spellStart"/>
+      <w:r>
+        <w:rPr>
+          <w:sz w:val="18"/>
+          <w:szCs w:val="18"/>
+        </w:rPr>
+        <w:t>ordrs</w:t>
+      </w:r>
+      <w:proofErr w:type="spellEnd"/>
+      <w:r>
+        <w:rPr>
+          <w:sz w:val="18"/>
+          <w:szCs w:val="18"/>
+        </w:rPr>
+        <w:t xml:space="preserve"> </w:t>
+      </w:r>
+      <w:proofErr w:type="spellStart"/>
+      <w:r>
+        <w:rPr>
+          <w:sz w:val="18"/>
+          <w:szCs w:val="18"/>
+        </w:rPr>
+        <w:t>thay</w:t>
+      </w:r>
+      <w:proofErr w:type="spellEnd"/>
+      <w:r>
+        <w:rPr>
+          <w:sz w:val="18"/>
+          <w:szCs w:val="18"/>
+        </w:rPr>
+        <w:t xml:space="preserve"> </w:t>
+      </w:r>
+      <w:proofErr w:type="spellStart"/>
+      <w:r>
+        <w:rPr>
+          <w:sz w:val="18"/>
+          <w:szCs w:val="18"/>
+        </w:rPr>
+        <w:t>wo</w:t>
+      </w:r>
+      <w:proofErr w:type="spellEnd"/>
+      <w:r>
+        <w:rPr>
+          <w:sz w:val="18"/>
+          <w:szCs w:val="18"/>
+        </w:rPr>
+        <w:t xml:space="preserve"> POS per </w:t>
+      </w:r>
+      <w:proofErr w:type="spellStart"/>
+      <w:r>
+        <w:rPr>
+          <w:sz w:val="18"/>
+          <w:szCs w:val="18"/>
+        </w:rPr>
+        <w:t>gaye</w:t>
+      </w:r>
+      <w:proofErr w:type="spellEnd"/>
+      <w:r>
+        <w:rPr>
+          <w:sz w:val="18"/>
+          <w:szCs w:val="18"/>
+        </w:rPr>
+        <w:t xml:space="preserve"> </w:t>
+      </w:r>
+      <w:proofErr w:type="spellStart"/>
+      <w:r>
+        <w:rPr>
+          <w:sz w:val="18"/>
+          <w:szCs w:val="18"/>
+        </w:rPr>
+        <w:t>thay</w:t>
+      </w:r>
+      <w:proofErr w:type="spellEnd"/>
+      <w:r>
+        <w:rPr>
+          <w:sz w:val="18"/>
+          <w:szCs w:val="18"/>
+        </w:rPr>
+        <w:t xml:space="preserve"> </w:t>
+      </w:r>
+      <w:proofErr w:type="spellStart"/>
+      <w:r>
+        <w:rPr>
+          <w:sz w:val="18"/>
+          <w:szCs w:val="18"/>
+        </w:rPr>
+        <w:t>aur</w:t>
+      </w:r>
+      <w:proofErr w:type="spellEnd"/>
+      <w:r>
+        <w:rPr>
+          <w:sz w:val="18"/>
+          <w:szCs w:val="18"/>
+        </w:rPr>
+        <w:t xml:space="preserve"> clear </w:t>
+      </w:r>
+      <w:proofErr w:type="spellStart"/>
+      <w:r>
+        <w:rPr>
+          <w:sz w:val="18"/>
+          <w:szCs w:val="18"/>
+        </w:rPr>
+        <w:t>bhi</w:t>
+      </w:r>
+      <w:proofErr w:type="spellEnd"/>
+      <w:r>
+        <w:rPr>
+          <w:sz w:val="18"/>
+          <w:szCs w:val="18"/>
+        </w:rPr>
+        <w:t xml:space="preserve"> ho </w:t>
+      </w:r>
+      <w:proofErr w:type="spellStart"/>
+      <w:r>
+        <w:rPr>
+          <w:sz w:val="18"/>
+          <w:szCs w:val="18"/>
+        </w:rPr>
+        <w:t>gaye</w:t>
+      </w:r>
+      <w:proofErr w:type="spellEnd"/>
+      <w:r>
+        <w:rPr>
+          <w:sz w:val="18"/>
+          <w:szCs w:val="18"/>
+        </w:rPr>
+        <w:t xml:space="preserve"> </w:t>
+      </w:r>
+      <w:proofErr w:type="spellStart"/>
+      <w:r>
+        <w:rPr>
+          <w:sz w:val="18"/>
+          <w:szCs w:val="18"/>
+        </w:rPr>
+        <w:t>thay</w:t>
+      </w:r>
+      <w:proofErr w:type="spellEnd"/>
+      <w:r>
+        <w:rPr>
+          <w:sz w:val="18"/>
+          <w:szCs w:val="18"/>
+        </w:rPr>
+        <w:t xml:space="preserve"> but Waiter k pas ye message </w:t>
+      </w:r>
+      <w:proofErr w:type="spellStart"/>
+      <w:r>
+        <w:rPr>
+          <w:sz w:val="18"/>
+          <w:szCs w:val="18"/>
+        </w:rPr>
+        <w:t>ata</w:t>
+      </w:r>
+      <w:proofErr w:type="spellEnd"/>
+      <w:r>
+        <w:rPr>
+          <w:sz w:val="18"/>
+          <w:szCs w:val="18"/>
+        </w:rPr>
+        <w:t xml:space="preserve"> </w:t>
+      </w:r>
+      <w:proofErr w:type="spellStart"/>
+      <w:r>
+        <w:rPr>
+          <w:sz w:val="18"/>
+          <w:szCs w:val="18"/>
+        </w:rPr>
         <w:t>hai</w:t>
       </w:r>
       <w:proofErr w:type="spellEnd"/>
       <w:r>
-        <w:t xml:space="preserve"> </w:t>
-      </w:r>
-      <w:proofErr w:type="spellStart"/>
-      <w:r>
-        <w:t>os</w:t>
-      </w:r>
-      <w:proofErr w:type="spellEnd"/>
-      <w:r>
-        <w:t xml:space="preserve"> ka logout ka </w:t>
-      </w:r>
-      <w:proofErr w:type="spellStart"/>
-      <w:r>
-        <w:t>bhi</w:t>
-      </w:r>
-      <w:proofErr w:type="spellEnd"/>
-      <w:r>
-        <w:t xml:space="preserve"> button </w:t>
-      </w:r>
-      <w:proofErr w:type="spellStart"/>
-      <w:r>
-        <w:t>hona</w:t>
-      </w:r>
-      <w:proofErr w:type="spellEnd"/>
-      <w:r>
-        <w:t xml:space="preserve"> </w:t>
-      </w:r>
-      <w:proofErr w:type="spellStart"/>
-      <w:r>
-        <w:t>chahiye</w:t>
-      </w:r>
-      <w:proofErr w:type="spellEnd"/>
-      <w:r>
-        <w:t xml:space="preserve"> </w:t>
-      </w:r>
-      <w:proofErr w:type="spellStart"/>
-      <w:r>
-        <w:t>hai</w:t>
-      </w:r>
-      <w:proofErr w:type="spellEnd"/>
-      <w:r>
+        <w:rPr>
+          <w:sz w:val="18"/>
+          <w:szCs w:val="18"/>
+        </w:rPr>
+        <w:t xml:space="preserve"> k T1 is already occupied by order #null</w:t>
+      </w:r>
+      <w:r>
+        <w:rPr>
+          <w:sz w:val="18"/>
+          <w:szCs w:val="18"/>
+        </w:rPr>
         <w:br/>
-      </w:r>
-      <w:r>
+        <w:t xml:space="preserve">correct this also. </w:t>
+      </w:r>
+      <w:r>
+        <w:rPr>
+          <w:sz w:val="18"/>
+          <w:szCs w:val="18"/>
+        </w:rPr>
         <w:br/>
       </w:r>
       <w:r>
         <w:rPr>
+          <w:sz w:val="18"/>
+          <w:szCs w:val="18"/>
+        </w:rPr>
+        <w:lastRenderedPageBreak/>
+        <w:br/>
+      </w:r>
+      <w:r>
+        <w:rPr>
           <w:noProof/>
+          <w:sz w:val="18"/>
+          <w:szCs w:val="18"/>
         </w:rPr>
         <w:drawing>
           <wp:inline distT="0" distB="0" distL="0" distR="0">
-            <wp:extent cx="5943600" cy="3509733"/>
+            <wp:extent cx="5943600" cy="2889207"/>
             <wp:effectExtent l="19050" t="0" r="0" b="0"/>
-            <wp:docPr id="43" name="Picture 43"/>
+            <wp:docPr id="70" name="Picture 70"/>
             <wp:cNvGraphicFramePr>
               <a:graphicFrameLocks xmlns:a="http://schemas.openxmlformats.org/drawingml/2006/main" noChangeAspect="1"/>
             </wp:cNvGraphicFramePr>
@@ -996,13 +1172,13 @@
               <a:graphicData uri="http://schemas.openxmlformats.org/drawingml/2006/picture">
                 <pic:pic xmlns:pic="http://schemas.openxmlformats.org/drawingml/2006/picture">
                   <pic:nvPicPr>
-                    <pic:cNvPr id="0" name="Picture 43"/>
+                    <pic:cNvPr id="0" name="Picture 70"/>
                     <pic:cNvPicPr>
                       <a:picLocks noChangeAspect="1" noChangeArrowheads="1"/>
                     </pic:cNvPicPr>
                   </pic:nvPicPr>
                   <pic:blipFill>
-                    <a:blip r:embed="rId8"/>
+                    <a:blip r:embed="rId8" cstate="print"/>
                     <a:srcRect/>
                     <a:stretch>
                       <a:fillRect/>
@@ -1011,7 +1187,7 @@
                   <pic:spPr bwMode="auto">
                     <a:xfrm>
                       <a:off x="0" y="0"/>
-                      <a:ext cx="5943600" cy="3509733"/>
+                      <a:ext cx="5943600" cy="2889207"/>
                     </a:xfrm>
                     <a:prstGeom prst="rect">
                       <a:avLst/>
@@ -1030,920 +1206,6 @@
           </wp:inline>
         </w:drawing>
       </w:r>
-      <w:r>
-        <w:rPr>
-          <w:sz w:val="18"/>
-          <w:szCs w:val="18"/>
-        </w:rPr>
-        <w:t xml:space="preserve">Website k Contact k page per </w:t>
-      </w:r>
-      <w:proofErr w:type="spellStart"/>
-      <w:r>
-        <w:rPr>
-          <w:sz w:val="18"/>
-          <w:szCs w:val="18"/>
-        </w:rPr>
-        <w:t>jo</w:t>
-      </w:r>
-      <w:proofErr w:type="spellEnd"/>
-      <w:r>
-        <w:rPr>
-          <w:sz w:val="18"/>
-          <w:szCs w:val="18"/>
-        </w:rPr>
-        <w:t xml:space="preserve"> Send Us a Message ka form </w:t>
-      </w:r>
-      <w:proofErr w:type="spellStart"/>
-      <w:r>
-        <w:rPr>
-          <w:sz w:val="18"/>
-          <w:szCs w:val="18"/>
-        </w:rPr>
-        <w:t>hai</w:t>
-      </w:r>
-      <w:proofErr w:type="spellEnd"/>
-      <w:r>
-        <w:rPr>
-          <w:sz w:val="18"/>
-          <w:szCs w:val="18"/>
-        </w:rPr>
-        <w:t xml:space="preserve"> </w:t>
-      </w:r>
-      <w:proofErr w:type="spellStart"/>
-      <w:r>
-        <w:rPr>
-          <w:sz w:val="18"/>
-          <w:szCs w:val="18"/>
-        </w:rPr>
-        <w:t>yaha</w:t>
-      </w:r>
-      <w:proofErr w:type="spellEnd"/>
-      <w:r>
-        <w:rPr>
-          <w:sz w:val="18"/>
-          <w:szCs w:val="18"/>
-        </w:rPr>
-        <w:t xml:space="preserve"> </w:t>
-      </w:r>
-      <w:r>
-        <w:rPr>
-          <w:sz w:val="18"/>
-          <w:szCs w:val="18"/>
-        </w:rPr>
-        <w:br/>
-        <w:t xml:space="preserve">Select Target Branch </w:t>
-      </w:r>
-      <w:proofErr w:type="spellStart"/>
-      <w:r>
-        <w:rPr>
-          <w:sz w:val="18"/>
-          <w:szCs w:val="18"/>
-        </w:rPr>
-        <w:t>mein</w:t>
-      </w:r>
-      <w:proofErr w:type="spellEnd"/>
-      <w:r>
-        <w:rPr>
-          <w:sz w:val="18"/>
-          <w:szCs w:val="18"/>
-        </w:rPr>
-        <w:t xml:space="preserve"> only </w:t>
-      </w:r>
-      <w:proofErr w:type="spellStart"/>
-      <w:r>
-        <w:rPr>
-          <w:sz w:val="18"/>
-          <w:szCs w:val="18"/>
-        </w:rPr>
-        <w:t>wohi</w:t>
-      </w:r>
-      <w:proofErr w:type="spellEnd"/>
-      <w:r>
-        <w:rPr>
-          <w:sz w:val="18"/>
-          <w:szCs w:val="18"/>
-        </w:rPr>
-        <w:t xml:space="preserve"> branch </w:t>
-      </w:r>
-      <w:proofErr w:type="spellStart"/>
-      <w:r>
-        <w:rPr>
-          <w:sz w:val="18"/>
-          <w:szCs w:val="18"/>
-        </w:rPr>
-        <w:t>hoo</w:t>
-      </w:r>
-      <w:proofErr w:type="spellEnd"/>
-      <w:r>
-        <w:rPr>
-          <w:sz w:val="18"/>
-          <w:szCs w:val="18"/>
-        </w:rPr>
-        <w:t xml:space="preserve"> </w:t>
-      </w:r>
-      <w:proofErr w:type="spellStart"/>
-      <w:r>
-        <w:rPr>
-          <w:sz w:val="18"/>
-          <w:szCs w:val="18"/>
-        </w:rPr>
-        <w:t>gi</w:t>
-      </w:r>
-      <w:proofErr w:type="spellEnd"/>
-      <w:r>
-        <w:rPr>
-          <w:sz w:val="18"/>
-          <w:szCs w:val="18"/>
-        </w:rPr>
-        <w:t xml:space="preserve"> </w:t>
-      </w:r>
-      <w:proofErr w:type="spellStart"/>
-      <w:r>
-        <w:rPr>
-          <w:sz w:val="18"/>
-          <w:szCs w:val="18"/>
-        </w:rPr>
-        <w:t>jiski</w:t>
-      </w:r>
-      <w:proofErr w:type="spellEnd"/>
-      <w:r>
-        <w:rPr>
-          <w:sz w:val="18"/>
-          <w:szCs w:val="18"/>
-        </w:rPr>
-        <w:t xml:space="preserve"> website per customer </w:t>
-      </w:r>
-      <w:proofErr w:type="spellStart"/>
-      <w:r>
-        <w:rPr>
-          <w:sz w:val="18"/>
-          <w:szCs w:val="18"/>
-        </w:rPr>
-        <w:t>mojod</w:t>
-      </w:r>
-      <w:proofErr w:type="spellEnd"/>
-      <w:r>
-        <w:rPr>
-          <w:sz w:val="18"/>
-          <w:szCs w:val="18"/>
-        </w:rPr>
-        <w:t xml:space="preserve"> </w:t>
-      </w:r>
-      <w:proofErr w:type="spellStart"/>
-      <w:r>
-        <w:rPr>
-          <w:sz w:val="18"/>
-          <w:szCs w:val="18"/>
-        </w:rPr>
-        <w:t>hai</w:t>
-      </w:r>
-      <w:proofErr w:type="spellEnd"/>
-      <w:r>
-        <w:rPr>
-          <w:sz w:val="18"/>
-          <w:szCs w:val="18"/>
-        </w:rPr>
-        <w:t>.</w:t>
-      </w:r>
-      <w:r>
-        <w:rPr>
-          <w:sz w:val="18"/>
-          <w:szCs w:val="18"/>
-        </w:rPr>
-        <w:br/>
-      </w:r>
-      <w:proofErr w:type="spellStart"/>
-      <w:proofErr w:type="gramStart"/>
-      <w:r>
-        <w:rPr>
-          <w:sz w:val="18"/>
-          <w:szCs w:val="18"/>
-        </w:rPr>
-        <w:t>yaha</w:t>
-      </w:r>
-      <w:proofErr w:type="spellEnd"/>
-      <w:proofErr w:type="gramEnd"/>
-      <w:r>
-        <w:rPr>
-          <w:sz w:val="18"/>
-          <w:szCs w:val="18"/>
-        </w:rPr>
-        <w:t xml:space="preserve"> drop down </w:t>
-      </w:r>
-      <w:proofErr w:type="spellStart"/>
-      <w:r>
-        <w:rPr>
-          <w:sz w:val="18"/>
-          <w:szCs w:val="18"/>
-        </w:rPr>
-        <w:t>ki</w:t>
-      </w:r>
-      <w:proofErr w:type="spellEnd"/>
-      <w:r>
-        <w:rPr>
-          <w:sz w:val="18"/>
-          <w:szCs w:val="18"/>
-        </w:rPr>
-        <w:t xml:space="preserve"> </w:t>
-      </w:r>
-      <w:proofErr w:type="spellStart"/>
-      <w:r>
-        <w:rPr>
-          <w:sz w:val="18"/>
-          <w:szCs w:val="18"/>
-        </w:rPr>
-        <w:t>zarorat</w:t>
-      </w:r>
-      <w:proofErr w:type="spellEnd"/>
-      <w:r>
-        <w:rPr>
-          <w:sz w:val="18"/>
-          <w:szCs w:val="18"/>
-        </w:rPr>
-        <w:t xml:space="preserve"> </w:t>
-      </w:r>
-      <w:proofErr w:type="spellStart"/>
-      <w:r>
-        <w:rPr>
-          <w:sz w:val="18"/>
-          <w:szCs w:val="18"/>
-        </w:rPr>
-        <w:t>nahi</w:t>
-      </w:r>
-      <w:proofErr w:type="spellEnd"/>
-      <w:r>
-        <w:rPr>
-          <w:sz w:val="18"/>
-          <w:szCs w:val="18"/>
-        </w:rPr>
-        <w:t xml:space="preserve"> </w:t>
-      </w:r>
-      <w:proofErr w:type="spellStart"/>
-      <w:r>
-        <w:rPr>
-          <w:sz w:val="18"/>
-          <w:szCs w:val="18"/>
-        </w:rPr>
-        <w:t>hai</w:t>
-      </w:r>
-      <w:proofErr w:type="spellEnd"/>
-      <w:r>
-        <w:rPr>
-          <w:sz w:val="18"/>
-          <w:szCs w:val="18"/>
-        </w:rPr>
-        <w:br/>
-        <w:t xml:space="preserve">bal k Select Target Branch </w:t>
-      </w:r>
-      <w:proofErr w:type="spellStart"/>
-      <w:r>
-        <w:rPr>
-          <w:sz w:val="18"/>
-          <w:szCs w:val="18"/>
-        </w:rPr>
-        <w:t>ki</w:t>
-      </w:r>
-      <w:proofErr w:type="spellEnd"/>
-      <w:r>
-        <w:rPr>
-          <w:sz w:val="18"/>
-          <w:szCs w:val="18"/>
-        </w:rPr>
-        <w:t xml:space="preserve"> </w:t>
-      </w:r>
-      <w:proofErr w:type="spellStart"/>
-      <w:r>
-        <w:rPr>
-          <w:sz w:val="18"/>
-          <w:szCs w:val="18"/>
-        </w:rPr>
-        <w:t>bhi</w:t>
-      </w:r>
-      <w:proofErr w:type="spellEnd"/>
-      <w:r>
-        <w:rPr>
-          <w:sz w:val="18"/>
-          <w:szCs w:val="18"/>
-        </w:rPr>
-        <w:t xml:space="preserve"> </w:t>
-      </w:r>
-      <w:proofErr w:type="spellStart"/>
-      <w:r>
-        <w:rPr>
-          <w:sz w:val="18"/>
-          <w:szCs w:val="18"/>
-        </w:rPr>
-        <w:t>zarorat</w:t>
-      </w:r>
-      <w:proofErr w:type="spellEnd"/>
-      <w:r>
-        <w:rPr>
-          <w:sz w:val="18"/>
-          <w:szCs w:val="18"/>
-        </w:rPr>
-        <w:t xml:space="preserve"> </w:t>
-      </w:r>
-      <w:proofErr w:type="spellStart"/>
-      <w:r>
-        <w:rPr>
-          <w:sz w:val="18"/>
-          <w:szCs w:val="18"/>
-        </w:rPr>
-        <w:t>nahi</w:t>
-      </w:r>
-      <w:proofErr w:type="spellEnd"/>
-      <w:r>
-        <w:rPr>
-          <w:sz w:val="18"/>
-          <w:szCs w:val="18"/>
-        </w:rPr>
-        <w:t xml:space="preserve"> </w:t>
-      </w:r>
-      <w:proofErr w:type="spellStart"/>
-      <w:r>
-        <w:rPr>
-          <w:sz w:val="18"/>
-          <w:szCs w:val="18"/>
-        </w:rPr>
-        <w:t>hai</w:t>
-      </w:r>
-      <w:proofErr w:type="spellEnd"/>
-      <w:r>
-        <w:rPr>
-          <w:sz w:val="18"/>
-          <w:szCs w:val="18"/>
-        </w:rPr>
-        <w:t xml:space="preserve"> </w:t>
-      </w:r>
-      <w:r>
-        <w:rPr>
-          <w:sz w:val="18"/>
-          <w:szCs w:val="18"/>
-        </w:rPr>
-        <w:br/>
-        <w:t xml:space="preserve">only subject choose </w:t>
-      </w:r>
-      <w:proofErr w:type="spellStart"/>
-      <w:r>
-        <w:rPr>
-          <w:sz w:val="18"/>
-          <w:szCs w:val="18"/>
-        </w:rPr>
-        <w:t>karay</w:t>
-      </w:r>
-      <w:proofErr w:type="spellEnd"/>
-      <w:r>
-        <w:rPr>
-          <w:sz w:val="18"/>
-          <w:szCs w:val="18"/>
-        </w:rPr>
-        <w:t xml:space="preserve"> </w:t>
-      </w:r>
-      <w:proofErr w:type="spellStart"/>
-      <w:r>
-        <w:rPr>
-          <w:sz w:val="18"/>
-          <w:szCs w:val="18"/>
-        </w:rPr>
-        <w:t>aur</w:t>
-      </w:r>
-      <w:proofErr w:type="spellEnd"/>
-      <w:r>
-        <w:rPr>
-          <w:sz w:val="18"/>
-          <w:szCs w:val="18"/>
-        </w:rPr>
-        <w:t xml:space="preserve"> </w:t>
-      </w:r>
-      <w:proofErr w:type="spellStart"/>
-      <w:r>
-        <w:rPr>
-          <w:sz w:val="18"/>
-          <w:szCs w:val="18"/>
-        </w:rPr>
-        <w:t>neechay</w:t>
-      </w:r>
-      <w:proofErr w:type="spellEnd"/>
-      <w:r>
-        <w:rPr>
-          <w:sz w:val="18"/>
-          <w:szCs w:val="18"/>
-        </w:rPr>
-        <w:t xml:space="preserve"> message and send.</w:t>
-      </w:r>
-      <w:r>
-        <w:rPr>
-          <w:sz w:val="18"/>
-          <w:szCs w:val="18"/>
-        </w:rPr>
-        <w:br/>
-        <w:t xml:space="preserve">ye message </w:t>
-      </w:r>
-      <w:proofErr w:type="spellStart"/>
-      <w:r>
-        <w:rPr>
-          <w:sz w:val="18"/>
-          <w:szCs w:val="18"/>
-        </w:rPr>
-        <w:t>waha</w:t>
-      </w:r>
-      <w:proofErr w:type="spellEnd"/>
-      <w:r>
-        <w:rPr>
-          <w:sz w:val="18"/>
-          <w:szCs w:val="18"/>
-        </w:rPr>
-        <w:t xml:space="preserve"> send </w:t>
-      </w:r>
-      <w:proofErr w:type="spellStart"/>
-      <w:r>
-        <w:rPr>
-          <w:sz w:val="18"/>
-          <w:szCs w:val="18"/>
-        </w:rPr>
-        <w:t>hoo</w:t>
-      </w:r>
-      <w:proofErr w:type="spellEnd"/>
-      <w:r>
-        <w:rPr>
-          <w:sz w:val="18"/>
-          <w:szCs w:val="18"/>
-        </w:rPr>
-        <w:t xml:space="preserve"> </w:t>
-      </w:r>
-      <w:proofErr w:type="spellStart"/>
-      <w:r>
-        <w:rPr>
-          <w:sz w:val="18"/>
-          <w:szCs w:val="18"/>
-        </w:rPr>
-        <w:t>ga</w:t>
-      </w:r>
-      <w:proofErr w:type="spellEnd"/>
-      <w:r>
-        <w:rPr>
-          <w:sz w:val="18"/>
-          <w:szCs w:val="18"/>
-        </w:rPr>
-        <w:t xml:space="preserve"> </w:t>
-      </w:r>
-      <w:proofErr w:type="spellStart"/>
-      <w:r>
-        <w:rPr>
-          <w:sz w:val="18"/>
-          <w:szCs w:val="18"/>
-        </w:rPr>
-        <w:t>jo</w:t>
-      </w:r>
-      <w:proofErr w:type="spellEnd"/>
-      <w:r>
-        <w:rPr>
-          <w:sz w:val="18"/>
-          <w:szCs w:val="18"/>
-        </w:rPr>
-        <w:t xml:space="preserve"> email backend se admin dashboard se Website </w:t>
-      </w:r>
-      <w:proofErr w:type="spellStart"/>
-      <w:r>
-        <w:rPr>
-          <w:sz w:val="18"/>
-          <w:szCs w:val="18"/>
-        </w:rPr>
-        <w:t>CMSse</w:t>
-      </w:r>
-      <w:proofErr w:type="spellEnd"/>
-      <w:r>
-        <w:rPr>
-          <w:sz w:val="18"/>
-          <w:szCs w:val="18"/>
-        </w:rPr>
-        <w:t xml:space="preserve"> Site Settings </w:t>
-      </w:r>
-      <w:proofErr w:type="spellStart"/>
-      <w:r>
-        <w:rPr>
-          <w:sz w:val="18"/>
-          <w:szCs w:val="18"/>
-        </w:rPr>
-        <w:t>mein</w:t>
-      </w:r>
-      <w:proofErr w:type="spellEnd"/>
-      <w:r>
-        <w:rPr>
-          <w:sz w:val="18"/>
-          <w:szCs w:val="18"/>
-        </w:rPr>
-        <w:t xml:space="preserve"> contact Email </w:t>
-      </w:r>
-      <w:proofErr w:type="spellStart"/>
-      <w:r>
-        <w:rPr>
-          <w:sz w:val="18"/>
-          <w:szCs w:val="18"/>
-        </w:rPr>
-        <w:t>mein</w:t>
-      </w:r>
-      <w:proofErr w:type="spellEnd"/>
-      <w:r>
-        <w:rPr>
-          <w:sz w:val="18"/>
-          <w:szCs w:val="18"/>
-        </w:rPr>
-        <w:t xml:space="preserve"> </w:t>
-      </w:r>
-      <w:proofErr w:type="spellStart"/>
-      <w:r>
-        <w:rPr>
-          <w:sz w:val="18"/>
-          <w:szCs w:val="18"/>
-        </w:rPr>
-        <w:t>dala</w:t>
-      </w:r>
-      <w:proofErr w:type="spellEnd"/>
-      <w:r>
-        <w:rPr>
-          <w:sz w:val="18"/>
-          <w:szCs w:val="18"/>
-        </w:rPr>
-        <w:t xml:space="preserve"> </w:t>
-      </w:r>
-      <w:proofErr w:type="spellStart"/>
-      <w:r>
-        <w:rPr>
-          <w:sz w:val="18"/>
-          <w:szCs w:val="18"/>
-        </w:rPr>
-        <w:t>hai</w:t>
-      </w:r>
-      <w:proofErr w:type="spellEnd"/>
-      <w:r>
-        <w:rPr>
-          <w:sz w:val="18"/>
-          <w:szCs w:val="18"/>
-        </w:rPr>
-        <w:t xml:space="preserve"> email </w:t>
-      </w:r>
-      <w:proofErr w:type="spellStart"/>
-      <w:r>
-        <w:rPr>
-          <w:sz w:val="18"/>
-          <w:szCs w:val="18"/>
-        </w:rPr>
-        <w:t>waha</w:t>
-      </w:r>
-      <w:proofErr w:type="spellEnd"/>
-      <w:r>
-        <w:rPr>
-          <w:sz w:val="18"/>
-          <w:szCs w:val="18"/>
-        </w:rPr>
-        <w:t xml:space="preserve"> </w:t>
-      </w:r>
-      <w:proofErr w:type="spellStart"/>
-      <w:r>
-        <w:rPr>
-          <w:sz w:val="18"/>
-          <w:szCs w:val="18"/>
-        </w:rPr>
-        <w:t>jaye</w:t>
-      </w:r>
-      <w:proofErr w:type="spellEnd"/>
-      <w:r>
-        <w:rPr>
-          <w:sz w:val="18"/>
-          <w:szCs w:val="18"/>
-        </w:rPr>
-        <w:t xml:space="preserve"> </w:t>
-      </w:r>
-      <w:proofErr w:type="spellStart"/>
-      <w:r>
-        <w:rPr>
-          <w:sz w:val="18"/>
-          <w:szCs w:val="18"/>
-        </w:rPr>
-        <w:t>gi</w:t>
-      </w:r>
-      <w:proofErr w:type="spellEnd"/>
-      <w:r>
-        <w:rPr>
-          <w:sz w:val="18"/>
-          <w:szCs w:val="18"/>
-        </w:rPr>
-        <w:t xml:space="preserve"> agar customer ne form send </w:t>
-      </w:r>
-      <w:proofErr w:type="spellStart"/>
-      <w:r>
-        <w:rPr>
-          <w:sz w:val="18"/>
-          <w:szCs w:val="18"/>
-        </w:rPr>
-        <w:t>kia</w:t>
-      </w:r>
-      <w:proofErr w:type="spellEnd"/>
-      <w:r>
-        <w:rPr>
-          <w:sz w:val="18"/>
-          <w:szCs w:val="18"/>
-        </w:rPr>
-        <w:t>.</w:t>
-      </w:r>
-      <w:r>
-        <w:rPr>
-          <w:sz w:val="18"/>
-          <w:szCs w:val="18"/>
-        </w:rPr>
-        <w:br/>
-      </w:r>
-      <w:proofErr w:type="gramStart"/>
-      <w:r>
-        <w:rPr>
-          <w:sz w:val="18"/>
-          <w:szCs w:val="18"/>
-        </w:rPr>
-        <w:t>is</w:t>
-      </w:r>
-      <w:proofErr w:type="gramEnd"/>
-      <w:r>
-        <w:rPr>
-          <w:sz w:val="18"/>
-          <w:szCs w:val="18"/>
-        </w:rPr>
-        <w:t xml:space="preserve"> send button </w:t>
-      </w:r>
-      <w:proofErr w:type="spellStart"/>
-      <w:r>
-        <w:rPr>
-          <w:sz w:val="18"/>
-          <w:szCs w:val="18"/>
-        </w:rPr>
-        <w:t>ko</w:t>
-      </w:r>
-      <w:proofErr w:type="spellEnd"/>
-      <w:r>
-        <w:rPr>
-          <w:sz w:val="18"/>
-          <w:szCs w:val="18"/>
-        </w:rPr>
-        <w:t xml:space="preserve"> press </w:t>
-      </w:r>
-      <w:proofErr w:type="spellStart"/>
-      <w:r>
-        <w:rPr>
-          <w:sz w:val="18"/>
-          <w:szCs w:val="18"/>
-        </w:rPr>
-        <w:t>karany</w:t>
-      </w:r>
-      <w:proofErr w:type="spellEnd"/>
-      <w:r>
-        <w:rPr>
-          <w:sz w:val="18"/>
-          <w:szCs w:val="18"/>
-        </w:rPr>
-        <w:t xml:space="preserve"> per message </w:t>
-      </w:r>
-      <w:proofErr w:type="spellStart"/>
-      <w:r>
-        <w:rPr>
-          <w:sz w:val="18"/>
-          <w:szCs w:val="18"/>
-        </w:rPr>
-        <w:t>whatsapp</w:t>
-      </w:r>
-      <w:proofErr w:type="spellEnd"/>
-      <w:r>
-        <w:rPr>
-          <w:sz w:val="18"/>
-          <w:szCs w:val="18"/>
-        </w:rPr>
-        <w:t xml:space="preserve"> per </w:t>
-      </w:r>
-      <w:proofErr w:type="spellStart"/>
-      <w:r>
-        <w:rPr>
-          <w:sz w:val="18"/>
-          <w:szCs w:val="18"/>
-        </w:rPr>
-        <w:t>bhi</w:t>
-      </w:r>
-      <w:proofErr w:type="spellEnd"/>
-      <w:r>
-        <w:rPr>
-          <w:sz w:val="18"/>
-          <w:szCs w:val="18"/>
-        </w:rPr>
-        <w:t xml:space="preserve"> </w:t>
-      </w:r>
-      <w:proofErr w:type="spellStart"/>
-      <w:r>
-        <w:rPr>
-          <w:sz w:val="18"/>
-          <w:szCs w:val="18"/>
-        </w:rPr>
-        <w:t>ana</w:t>
-      </w:r>
-      <w:proofErr w:type="spellEnd"/>
-      <w:r>
-        <w:rPr>
-          <w:sz w:val="18"/>
-          <w:szCs w:val="18"/>
-        </w:rPr>
-        <w:t xml:space="preserve"> </w:t>
-      </w:r>
-      <w:proofErr w:type="spellStart"/>
-      <w:r>
-        <w:rPr>
-          <w:sz w:val="18"/>
-          <w:szCs w:val="18"/>
-        </w:rPr>
-        <w:t>chahiye</w:t>
-      </w:r>
-      <w:proofErr w:type="spellEnd"/>
-      <w:r>
-        <w:rPr>
-          <w:sz w:val="18"/>
-          <w:szCs w:val="18"/>
-        </w:rPr>
-        <w:t xml:space="preserve"> </w:t>
-      </w:r>
-      <w:proofErr w:type="spellStart"/>
-      <w:r>
-        <w:rPr>
-          <w:sz w:val="18"/>
-          <w:szCs w:val="18"/>
-        </w:rPr>
-        <w:t>hai</w:t>
-      </w:r>
-      <w:proofErr w:type="spellEnd"/>
-      <w:r>
-        <w:rPr>
-          <w:sz w:val="18"/>
-          <w:szCs w:val="18"/>
-        </w:rPr>
-        <w:t xml:space="preserve">. </w:t>
-      </w:r>
-      <w:proofErr w:type="spellStart"/>
-      <w:r>
-        <w:rPr>
-          <w:sz w:val="18"/>
-          <w:szCs w:val="18"/>
-        </w:rPr>
-        <w:t>Osi</w:t>
-      </w:r>
-      <w:proofErr w:type="spellEnd"/>
-      <w:r>
-        <w:rPr>
-          <w:sz w:val="18"/>
-          <w:szCs w:val="18"/>
-        </w:rPr>
-        <w:t xml:space="preserve"> </w:t>
-      </w:r>
-      <w:proofErr w:type="spellStart"/>
-      <w:r>
-        <w:rPr>
-          <w:sz w:val="18"/>
-          <w:szCs w:val="18"/>
-        </w:rPr>
-        <w:t>whatsapp</w:t>
-      </w:r>
-      <w:proofErr w:type="spellEnd"/>
-      <w:r>
-        <w:rPr>
-          <w:sz w:val="18"/>
-          <w:szCs w:val="18"/>
-        </w:rPr>
-        <w:t xml:space="preserve"> per </w:t>
-      </w:r>
-      <w:proofErr w:type="spellStart"/>
-      <w:proofErr w:type="gramStart"/>
-      <w:r>
-        <w:rPr>
-          <w:sz w:val="18"/>
-          <w:szCs w:val="18"/>
-        </w:rPr>
-        <w:t>jo</w:t>
-      </w:r>
-      <w:proofErr w:type="spellEnd"/>
-      <w:proofErr w:type="gramEnd"/>
-      <w:r>
-        <w:rPr>
-          <w:sz w:val="18"/>
-          <w:szCs w:val="18"/>
-        </w:rPr>
-        <w:t xml:space="preserve"> is branch </w:t>
-      </w:r>
-      <w:proofErr w:type="spellStart"/>
-      <w:r>
-        <w:rPr>
-          <w:sz w:val="18"/>
-          <w:szCs w:val="18"/>
-        </w:rPr>
-        <w:t>ki</w:t>
-      </w:r>
-      <w:proofErr w:type="spellEnd"/>
-      <w:r>
-        <w:rPr>
-          <w:sz w:val="18"/>
-          <w:szCs w:val="18"/>
-        </w:rPr>
-        <w:t xml:space="preserve"> site settings </w:t>
-      </w:r>
-      <w:proofErr w:type="spellStart"/>
-      <w:r>
-        <w:rPr>
-          <w:sz w:val="18"/>
-          <w:szCs w:val="18"/>
-        </w:rPr>
-        <w:t>mein</w:t>
-      </w:r>
-      <w:proofErr w:type="spellEnd"/>
-      <w:r>
-        <w:rPr>
-          <w:sz w:val="18"/>
-          <w:szCs w:val="18"/>
-        </w:rPr>
-        <w:t xml:space="preserve"> </w:t>
-      </w:r>
-      <w:proofErr w:type="spellStart"/>
-      <w:r>
-        <w:rPr>
-          <w:sz w:val="18"/>
-          <w:szCs w:val="18"/>
-        </w:rPr>
-        <w:t>Whatsapp</w:t>
-      </w:r>
-      <w:proofErr w:type="spellEnd"/>
-      <w:r>
-        <w:rPr>
-          <w:sz w:val="18"/>
-          <w:szCs w:val="18"/>
-        </w:rPr>
-        <w:t xml:space="preserve"> Number </w:t>
-      </w:r>
-      <w:proofErr w:type="spellStart"/>
-      <w:r>
-        <w:rPr>
-          <w:sz w:val="18"/>
-          <w:szCs w:val="18"/>
-        </w:rPr>
-        <w:t>mein</w:t>
-      </w:r>
-      <w:proofErr w:type="spellEnd"/>
-      <w:r>
-        <w:rPr>
-          <w:sz w:val="18"/>
-          <w:szCs w:val="18"/>
-        </w:rPr>
-        <w:t xml:space="preserve"> </w:t>
-      </w:r>
-      <w:proofErr w:type="spellStart"/>
-      <w:r>
-        <w:rPr>
-          <w:sz w:val="18"/>
-          <w:szCs w:val="18"/>
-        </w:rPr>
-        <w:t>diaya</w:t>
-      </w:r>
-      <w:proofErr w:type="spellEnd"/>
-      <w:r>
-        <w:rPr>
-          <w:sz w:val="18"/>
-          <w:szCs w:val="18"/>
-        </w:rPr>
-        <w:t xml:space="preserve"> </w:t>
-      </w:r>
-      <w:proofErr w:type="spellStart"/>
-      <w:r>
-        <w:rPr>
-          <w:sz w:val="18"/>
-          <w:szCs w:val="18"/>
-        </w:rPr>
-        <w:t>huwa</w:t>
-      </w:r>
-      <w:proofErr w:type="spellEnd"/>
-      <w:r>
-        <w:rPr>
-          <w:sz w:val="18"/>
-          <w:szCs w:val="18"/>
-        </w:rPr>
-        <w:t xml:space="preserve"> </w:t>
-      </w:r>
-      <w:proofErr w:type="spellStart"/>
-      <w:r>
-        <w:rPr>
-          <w:sz w:val="18"/>
-          <w:szCs w:val="18"/>
-        </w:rPr>
-        <w:t>hai</w:t>
-      </w:r>
-      <w:proofErr w:type="spellEnd"/>
-      <w:r>
-        <w:rPr>
-          <w:sz w:val="18"/>
-          <w:szCs w:val="18"/>
-        </w:rPr>
-        <w:t xml:space="preserve">. </w:t>
-      </w:r>
     </w:p>
     <w:p>
       <w:pPr>
@@ -1954,16 +1216,189 @@
       </w:pPr>
       <w:r>
         <w:rPr>
+          <w:sz w:val="18"/>
+          <w:szCs w:val="18"/>
+        </w:rPr>
+        <w:t xml:space="preserve">POS </w:t>
+      </w:r>
+      <w:proofErr w:type="spellStart"/>
+      <w:r>
+        <w:rPr>
+          <w:sz w:val="18"/>
+          <w:szCs w:val="18"/>
+        </w:rPr>
+        <w:t>mein</w:t>
+      </w:r>
+      <w:proofErr w:type="spellEnd"/>
+      <w:r>
+        <w:rPr>
+          <w:sz w:val="18"/>
+          <w:szCs w:val="18"/>
+        </w:rPr>
+        <w:t xml:space="preserve"> terminal per </w:t>
+      </w:r>
+      <w:proofErr w:type="spellStart"/>
+      <w:r>
+        <w:rPr>
+          <w:sz w:val="18"/>
+          <w:szCs w:val="18"/>
+        </w:rPr>
+        <w:t>koi</w:t>
+      </w:r>
+      <w:proofErr w:type="spellEnd"/>
+      <w:r>
+        <w:rPr>
+          <w:sz w:val="18"/>
+          <w:szCs w:val="18"/>
+        </w:rPr>
+        <w:t xml:space="preserve"> order receive </w:t>
+      </w:r>
+      <w:proofErr w:type="spellStart"/>
+      <w:r>
+        <w:rPr>
+          <w:sz w:val="18"/>
+          <w:szCs w:val="18"/>
+        </w:rPr>
+        <w:t>nahi</w:t>
+      </w:r>
+      <w:proofErr w:type="spellEnd"/>
+      <w:r>
+        <w:rPr>
+          <w:sz w:val="18"/>
+          <w:szCs w:val="18"/>
+        </w:rPr>
+        <w:t xml:space="preserve"> ho </w:t>
+      </w:r>
+      <w:proofErr w:type="spellStart"/>
+      <w:r>
+        <w:rPr>
+          <w:sz w:val="18"/>
+          <w:szCs w:val="18"/>
+        </w:rPr>
+        <w:t>raha</w:t>
+      </w:r>
+      <w:proofErr w:type="spellEnd"/>
+      <w:r>
+        <w:rPr>
+          <w:sz w:val="18"/>
+          <w:szCs w:val="18"/>
+        </w:rPr>
+        <w:t xml:space="preserve"> </w:t>
+      </w:r>
+      <w:proofErr w:type="spellStart"/>
+      <w:r>
+        <w:rPr>
+          <w:sz w:val="18"/>
+          <w:szCs w:val="18"/>
+        </w:rPr>
+        <w:t>hai</w:t>
+      </w:r>
+      <w:proofErr w:type="spellEnd"/>
+      <w:r>
+        <w:rPr>
+          <w:sz w:val="18"/>
+          <w:szCs w:val="18"/>
+        </w:rPr>
+        <w:t>.</w:t>
+      </w:r>
+      <w:r>
+        <w:rPr>
+          <w:sz w:val="18"/>
+          <w:szCs w:val="18"/>
+        </w:rPr>
+        <w:br/>
+      </w:r>
+      <w:proofErr w:type="spellStart"/>
+      <w:proofErr w:type="gramStart"/>
+      <w:r>
+        <w:rPr>
+          <w:sz w:val="18"/>
+          <w:szCs w:val="18"/>
+        </w:rPr>
+        <w:t>aur</w:t>
+      </w:r>
+      <w:proofErr w:type="spellEnd"/>
+      <w:proofErr w:type="gramEnd"/>
+      <w:r>
+        <w:rPr>
+          <w:sz w:val="18"/>
+          <w:szCs w:val="18"/>
+        </w:rPr>
+        <w:t xml:space="preserve"> Terminal Section </w:t>
+      </w:r>
+      <w:proofErr w:type="spellStart"/>
+      <w:r>
+        <w:rPr>
+          <w:sz w:val="18"/>
+          <w:szCs w:val="18"/>
+        </w:rPr>
+        <w:t>ko</w:t>
+      </w:r>
+      <w:proofErr w:type="spellEnd"/>
+      <w:r>
+        <w:rPr>
+          <w:sz w:val="18"/>
+          <w:szCs w:val="18"/>
+        </w:rPr>
+        <w:t xml:space="preserve"> Change </w:t>
+      </w:r>
+      <w:proofErr w:type="spellStart"/>
+      <w:r>
+        <w:rPr>
+          <w:sz w:val="18"/>
+          <w:szCs w:val="18"/>
+        </w:rPr>
+        <w:t>kar</w:t>
+      </w:r>
+      <w:proofErr w:type="spellEnd"/>
+      <w:r>
+        <w:rPr>
+          <w:sz w:val="18"/>
+          <w:szCs w:val="18"/>
+        </w:rPr>
+        <w:t xml:space="preserve"> k Waiter </w:t>
+      </w:r>
+      <w:proofErr w:type="spellStart"/>
+      <w:r>
+        <w:rPr>
+          <w:sz w:val="18"/>
+          <w:szCs w:val="18"/>
+        </w:rPr>
+        <w:t>kar</w:t>
+      </w:r>
+      <w:proofErr w:type="spellEnd"/>
+      <w:r>
+        <w:rPr>
+          <w:sz w:val="18"/>
+          <w:szCs w:val="18"/>
+        </w:rPr>
+        <w:t xml:space="preserve"> do.</w:t>
+      </w:r>
+      <w:r>
+        <w:rPr>
+          <w:sz w:val="18"/>
+          <w:szCs w:val="18"/>
+        </w:rPr>
+        <w:br/>
+      </w:r>
+      <w:r>
+        <w:rPr>
+          <w:sz w:val="18"/>
+          <w:szCs w:val="18"/>
+        </w:rPr>
+        <w:br/>
+      </w:r>
+      <w:r>
+        <w:rPr>
           <w:noProof/>
           <w:sz w:val="18"/>
           <w:szCs w:val="18"/>
         </w:rPr>
-        <w:lastRenderedPageBreak/>
         <w:drawing>
           <wp:inline distT="0" distB="0" distL="0" distR="0">
-            <wp:extent cx="5943600" cy="3026476"/>
+            <wp:extent cx="5943600" cy="2889207"/>
             <wp:effectExtent l="19050" t="0" r="0" b="0"/>
-            <wp:docPr id="46" name="Picture 46"/>
+            <wp:docPr id="73" name="Picture 73"/>
             <wp:cNvGraphicFramePr>
               <a:graphicFrameLocks xmlns:a="http://schemas.openxmlformats.org/drawingml/2006/main" noChangeAspect="1"/>
             </wp:cNvGraphicFramePr>
@@ -1971,13 +1406,13 @@
               <a:graphicData uri="http://schemas.openxmlformats.org/drawingml/2006/picture">
                 <pic:pic xmlns:pic="http://schemas.openxmlformats.org/drawingml/2006/picture">
                   <pic:nvPicPr>
-                    <pic:cNvPr id="0" name="Picture 46"/>
+                    <pic:cNvPr id="0" name="Picture 73"/>
                     <pic:cNvPicPr>
                       <a:picLocks noChangeAspect="1" noChangeArrowheads="1"/>
                     </pic:cNvPicPr>
                   </pic:nvPicPr>
                   <pic:blipFill>
-                    <a:blip r:embed="rId9"/>
+                    <a:blip r:embed="rId9" cstate="print"/>
                     <a:srcRect/>
                     <a:stretch>
                       <a:fillRect/>
@@ -1986,7 +1421,7 @@
                   <pic:spPr bwMode="auto">
                     <a:xfrm>
                       <a:off x="0" y="0"/>
-                      <a:ext cx="5943600" cy="3026476"/>
+                      <a:ext cx="5943600" cy="2889207"/>
                     </a:xfrm>
                     <a:prstGeom prst="rect">
                       <a:avLst/>
@@ -2005,6 +1440,61 @@
           </wp:inline>
         </w:drawing>
       </w:r>
+      <w:r>
+        <w:rPr>
+          <w:sz w:val="18"/>
+          <w:szCs w:val="18"/>
+        </w:rPr>
+        <w:t xml:space="preserve">Cash out screen per jab cash out </w:t>
+      </w:r>
+      <w:proofErr w:type="spellStart"/>
+      <w:r>
+        <w:rPr>
+          <w:sz w:val="18"/>
+          <w:szCs w:val="18"/>
+        </w:rPr>
+        <w:t>kartay</w:t>
+      </w:r>
+      <w:proofErr w:type="spellEnd"/>
+      <w:r>
+        <w:rPr>
+          <w:sz w:val="18"/>
+          <w:szCs w:val="18"/>
+        </w:rPr>
+        <w:t xml:space="preserve"> </w:t>
+      </w:r>
+      <w:proofErr w:type="spellStart"/>
+      <w:r>
+        <w:rPr>
+          <w:sz w:val="18"/>
+          <w:szCs w:val="18"/>
+        </w:rPr>
+        <w:t>hein</w:t>
+      </w:r>
+      <w:proofErr w:type="spellEnd"/>
+      <w:r>
+        <w:rPr>
+          <w:sz w:val="18"/>
+          <w:szCs w:val="18"/>
+        </w:rPr>
+        <w:t xml:space="preserve"> </w:t>
+      </w:r>
+      <w:proofErr w:type="spellStart"/>
+      <w:r>
+        <w:rPr>
+          <w:sz w:val="18"/>
+          <w:szCs w:val="18"/>
+        </w:rPr>
+        <w:t>tu</w:t>
+      </w:r>
+      <w:proofErr w:type="spellEnd"/>
+      <w:r>
+        <w:rPr>
+          <w:sz w:val="18"/>
+          <w:szCs w:val="18"/>
+        </w:rPr>
+        <w:t xml:space="preserve"> </w:t>
+      </w:r>
     </w:p>
     <w:p>
       <w:pPr>
@@ -2015,18 +1505,964 @@
       </w:pPr>
       <w:r>
         <w:rPr>
-          <w:sz w:val="18"/>
-          <w:szCs w:val="18"/>
-        </w:rPr>
-        <w:t>KDS Inventory Unlock PIN Set</w:t>
-      </w:r>
+          <w:noProof/>
+          <w:sz w:val="18"/>
+          <w:szCs w:val="18"/>
+        </w:rPr>
+        <w:lastRenderedPageBreak/>
+        <w:drawing>
+          <wp:inline distT="0" distB="0" distL="0" distR="0">
+            <wp:extent cx="5943600" cy="2889207"/>
+            <wp:effectExtent l="19050" t="0" r="0" b="0"/>
+            <wp:docPr id="76" name="Picture 76"/>
+            <wp:cNvGraphicFramePr>
+              <a:graphicFrameLocks xmlns:a="http://schemas.openxmlformats.org/drawingml/2006/main" noChangeAspect="1"/>
+            </wp:cNvGraphicFramePr>
+            <a:graphic xmlns:a="http://schemas.openxmlformats.org/drawingml/2006/main">
+              <a:graphicData uri="http://schemas.openxmlformats.org/drawingml/2006/picture">
+                <pic:pic xmlns:pic="http://schemas.openxmlformats.org/drawingml/2006/picture">
+                  <pic:nvPicPr>
+                    <pic:cNvPr id="0" name="Picture 76"/>
+                    <pic:cNvPicPr>
+                      <a:picLocks noChangeAspect="1" noChangeArrowheads="1"/>
+                    </pic:cNvPicPr>
+                  </pic:nvPicPr>
+                  <pic:blipFill>
+                    <a:blip r:embed="rId10" cstate="print"/>
+                    <a:srcRect/>
+                    <a:stretch>
+                      <a:fillRect/>
+                    </a:stretch>
+                  </pic:blipFill>
+                  <pic:spPr bwMode="auto">
+                    <a:xfrm>
+                      <a:off x="0" y="0"/>
+                      <a:ext cx="5943600" cy="2889207"/>
+                    </a:xfrm>
+                    <a:prstGeom prst="rect">
+                      <a:avLst/>
+                    </a:prstGeom>
+                    <a:noFill/>
+                    <a:ln w="9525">
+                      <a:noFill/>
+                      <a:miter lim="800000"/>
+                      <a:headEnd/>
+                      <a:tailEnd/>
+                    </a:ln>
+                  </pic:spPr>
+                </pic:pic>
+              </a:graphicData>
+            </a:graphic>
+          </wp:inline>
+        </w:drawing>
+      </w:r>
+      <w:r>
+        <w:rPr>
+          <w:sz w:val="18"/>
+          <w:szCs w:val="18"/>
+        </w:rPr>
+        <w:t xml:space="preserve">Something went wrong ye window </w:t>
+      </w:r>
+      <w:proofErr w:type="spellStart"/>
+      <w:proofErr w:type="gramStart"/>
+      <w:r>
+        <w:rPr>
+          <w:sz w:val="18"/>
+          <w:szCs w:val="18"/>
+        </w:rPr>
+        <w:t>aa</w:t>
+      </w:r>
+      <w:proofErr w:type="spellEnd"/>
+      <w:proofErr w:type="gramEnd"/>
+      <w:r>
+        <w:rPr>
+          <w:sz w:val="18"/>
+          <w:szCs w:val="18"/>
+        </w:rPr>
+        <w:t xml:space="preserve"> </w:t>
+      </w:r>
+      <w:proofErr w:type="spellStart"/>
+      <w:r>
+        <w:rPr>
+          <w:sz w:val="18"/>
+          <w:szCs w:val="18"/>
+        </w:rPr>
+        <w:t>jati</w:t>
+      </w:r>
+      <w:proofErr w:type="spellEnd"/>
+      <w:r>
+        <w:rPr>
+          <w:sz w:val="18"/>
+          <w:szCs w:val="18"/>
+        </w:rPr>
+        <w:t xml:space="preserve"> </w:t>
+      </w:r>
+      <w:proofErr w:type="spellStart"/>
+      <w:r>
+        <w:rPr>
+          <w:sz w:val="18"/>
+          <w:szCs w:val="18"/>
+        </w:rPr>
+        <w:t>hai</w:t>
+      </w:r>
+      <w:proofErr w:type="spellEnd"/>
+      <w:r>
+        <w:rPr>
+          <w:sz w:val="18"/>
+          <w:szCs w:val="18"/>
+        </w:rPr>
+        <w:t xml:space="preserve">. Jab k </w:t>
+      </w:r>
+      <w:proofErr w:type="spellStart"/>
+      <w:r>
+        <w:rPr>
+          <w:sz w:val="18"/>
+          <w:szCs w:val="18"/>
+        </w:rPr>
+        <w:t>yaha</w:t>
+      </w:r>
+      <w:proofErr w:type="spellEnd"/>
+      <w:r>
+        <w:rPr>
+          <w:sz w:val="18"/>
+          <w:szCs w:val="18"/>
+        </w:rPr>
+        <w:t xml:space="preserve"> </w:t>
+      </w:r>
+      <w:proofErr w:type="spellStart"/>
+      <w:r>
+        <w:rPr>
+          <w:sz w:val="18"/>
+          <w:szCs w:val="18"/>
+        </w:rPr>
+        <w:t>Cashout</w:t>
+      </w:r>
+      <w:proofErr w:type="spellEnd"/>
+      <w:r>
+        <w:rPr>
+          <w:sz w:val="18"/>
+          <w:szCs w:val="18"/>
+        </w:rPr>
+        <w:t xml:space="preserve"> per </w:t>
+      </w:r>
+      <w:proofErr w:type="spellStart"/>
+      <w:r>
+        <w:rPr>
+          <w:sz w:val="18"/>
+          <w:szCs w:val="18"/>
+        </w:rPr>
+        <w:t>aik</w:t>
+      </w:r>
+      <w:proofErr w:type="spellEnd"/>
+      <w:r>
+        <w:rPr>
+          <w:sz w:val="18"/>
+          <w:szCs w:val="18"/>
+        </w:rPr>
+        <w:t xml:space="preserve"> invoice print </w:t>
+      </w:r>
+      <w:proofErr w:type="spellStart"/>
+      <w:r>
+        <w:rPr>
+          <w:sz w:val="18"/>
+          <w:szCs w:val="18"/>
+        </w:rPr>
+        <w:t>honi</w:t>
+      </w:r>
+      <w:proofErr w:type="spellEnd"/>
+      <w:r>
+        <w:rPr>
+          <w:sz w:val="18"/>
+          <w:szCs w:val="18"/>
+        </w:rPr>
+        <w:t xml:space="preserve"> </w:t>
+      </w:r>
+      <w:proofErr w:type="spellStart"/>
+      <w:r>
+        <w:rPr>
+          <w:sz w:val="18"/>
+          <w:szCs w:val="18"/>
+        </w:rPr>
+        <w:t>chahiye</w:t>
+      </w:r>
+      <w:proofErr w:type="spellEnd"/>
+      <w:r>
+        <w:rPr>
+          <w:sz w:val="18"/>
+          <w:szCs w:val="18"/>
+        </w:rPr>
+        <w:t xml:space="preserve"> </w:t>
+      </w:r>
+      <w:proofErr w:type="spellStart"/>
+      <w:r>
+        <w:rPr>
+          <w:sz w:val="18"/>
+          <w:szCs w:val="18"/>
+        </w:rPr>
+        <w:t>hai</w:t>
+      </w:r>
+      <w:proofErr w:type="spellEnd"/>
+      <w:r>
+        <w:rPr>
+          <w:sz w:val="18"/>
+          <w:szCs w:val="18"/>
+        </w:rPr>
+        <w:t xml:space="preserve"> </w:t>
+      </w:r>
+      <w:proofErr w:type="spellStart"/>
+      <w:r>
+        <w:rPr>
+          <w:sz w:val="18"/>
+          <w:szCs w:val="18"/>
+        </w:rPr>
+        <w:t>jo</w:t>
+      </w:r>
+      <w:proofErr w:type="spellEnd"/>
+      <w:r>
+        <w:rPr>
+          <w:sz w:val="18"/>
+          <w:szCs w:val="18"/>
+        </w:rPr>
+        <w:t xml:space="preserve"> screen per </w:t>
+      </w:r>
+      <w:proofErr w:type="spellStart"/>
+      <w:r>
+        <w:rPr>
+          <w:sz w:val="18"/>
+          <w:szCs w:val="18"/>
+        </w:rPr>
+        <w:t>nazar</w:t>
+      </w:r>
+      <w:proofErr w:type="spellEnd"/>
+      <w:r>
+        <w:rPr>
+          <w:sz w:val="18"/>
+          <w:szCs w:val="18"/>
+        </w:rPr>
+        <w:t xml:space="preserve"> aye </w:t>
+      </w:r>
+      <w:proofErr w:type="spellStart"/>
+      <w:r>
+        <w:rPr>
+          <w:sz w:val="18"/>
+          <w:szCs w:val="18"/>
+        </w:rPr>
+        <w:t>aur</w:t>
+      </w:r>
+      <w:proofErr w:type="spellEnd"/>
+      <w:r>
+        <w:rPr>
+          <w:sz w:val="18"/>
+          <w:szCs w:val="18"/>
+        </w:rPr>
+        <w:t xml:space="preserve"> </w:t>
+      </w:r>
+      <w:proofErr w:type="spellStart"/>
+      <w:r>
+        <w:rPr>
+          <w:sz w:val="18"/>
+          <w:szCs w:val="18"/>
+        </w:rPr>
+        <w:t>jitna</w:t>
+      </w:r>
+      <w:proofErr w:type="spellEnd"/>
+      <w:r>
+        <w:rPr>
+          <w:sz w:val="18"/>
+          <w:szCs w:val="18"/>
+        </w:rPr>
+        <w:t xml:space="preserve"> </w:t>
+      </w:r>
+      <w:proofErr w:type="spellStart"/>
+      <w:r>
+        <w:rPr>
+          <w:sz w:val="18"/>
+          <w:szCs w:val="18"/>
+        </w:rPr>
+        <w:t>cashout</w:t>
+      </w:r>
+      <w:proofErr w:type="spellEnd"/>
+      <w:r>
+        <w:rPr>
+          <w:sz w:val="18"/>
+          <w:szCs w:val="18"/>
+        </w:rPr>
+        <w:t xml:space="preserve"> </w:t>
+      </w:r>
+      <w:proofErr w:type="spellStart"/>
+      <w:r>
+        <w:rPr>
+          <w:sz w:val="18"/>
+          <w:szCs w:val="18"/>
+        </w:rPr>
+        <w:t>kia</w:t>
+      </w:r>
+      <w:proofErr w:type="spellEnd"/>
+      <w:r>
+        <w:rPr>
+          <w:sz w:val="18"/>
+          <w:szCs w:val="18"/>
+        </w:rPr>
+        <w:t xml:space="preserve"> </w:t>
+      </w:r>
+      <w:proofErr w:type="spellStart"/>
+      <w:r>
+        <w:rPr>
+          <w:sz w:val="18"/>
+          <w:szCs w:val="18"/>
+        </w:rPr>
+        <w:t>hai</w:t>
+      </w:r>
+      <w:proofErr w:type="spellEnd"/>
+      <w:r>
+        <w:rPr>
+          <w:sz w:val="18"/>
+          <w:szCs w:val="18"/>
+        </w:rPr>
+        <w:t xml:space="preserve"> o ski reason </w:t>
+      </w:r>
+      <w:proofErr w:type="spellStart"/>
+      <w:r>
+        <w:rPr>
+          <w:sz w:val="18"/>
+          <w:szCs w:val="18"/>
+        </w:rPr>
+        <w:t>bhi</w:t>
+      </w:r>
+      <w:proofErr w:type="spellEnd"/>
+      <w:r>
+        <w:rPr>
+          <w:sz w:val="18"/>
+          <w:szCs w:val="18"/>
+        </w:rPr>
+        <w:t xml:space="preserve"> </w:t>
+      </w:r>
+      <w:proofErr w:type="spellStart"/>
+      <w:r>
+        <w:rPr>
+          <w:sz w:val="18"/>
+          <w:szCs w:val="18"/>
+        </w:rPr>
+        <w:t>bataye</w:t>
+      </w:r>
+      <w:proofErr w:type="spellEnd"/>
+      <w:r>
+        <w:rPr>
+          <w:sz w:val="18"/>
+          <w:szCs w:val="18"/>
+        </w:rPr>
+        <w:t xml:space="preserve"> </w:t>
+      </w:r>
+      <w:proofErr w:type="spellStart"/>
+      <w:r>
+        <w:rPr>
+          <w:sz w:val="18"/>
+          <w:szCs w:val="18"/>
+        </w:rPr>
+        <w:t>aur</w:t>
+      </w:r>
+      <w:proofErr w:type="spellEnd"/>
+      <w:r>
+        <w:rPr>
+          <w:sz w:val="18"/>
+          <w:szCs w:val="18"/>
+        </w:rPr>
+        <w:t xml:space="preserve"> </w:t>
+      </w:r>
+      <w:proofErr w:type="spellStart"/>
+      <w:r>
+        <w:rPr>
+          <w:sz w:val="18"/>
+          <w:szCs w:val="18"/>
+        </w:rPr>
+        <w:t>wo</w:t>
+      </w:r>
+      <w:proofErr w:type="spellEnd"/>
+      <w:r>
+        <w:rPr>
+          <w:sz w:val="18"/>
+          <w:szCs w:val="18"/>
+        </w:rPr>
+        <w:t xml:space="preserve"> print per aye </w:t>
+      </w:r>
+      <w:proofErr w:type="spellStart"/>
+      <w:r>
+        <w:rPr>
+          <w:sz w:val="18"/>
+          <w:szCs w:val="18"/>
+        </w:rPr>
+        <w:t>aur</w:t>
+      </w:r>
+      <w:proofErr w:type="spellEnd"/>
+      <w:r>
+        <w:rPr>
+          <w:sz w:val="18"/>
+          <w:szCs w:val="18"/>
+        </w:rPr>
+        <w:t xml:space="preserve"> system </w:t>
+      </w:r>
+      <w:proofErr w:type="spellStart"/>
+      <w:r>
+        <w:rPr>
+          <w:sz w:val="18"/>
+          <w:szCs w:val="18"/>
+        </w:rPr>
+        <w:t>mein</w:t>
+      </w:r>
+      <w:proofErr w:type="spellEnd"/>
+      <w:r>
+        <w:rPr>
+          <w:sz w:val="18"/>
+          <w:szCs w:val="18"/>
+        </w:rPr>
+        <w:t xml:space="preserve"> record </w:t>
+      </w:r>
+      <w:proofErr w:type="spellStart"/>
+      <w:r>
+        <w:rPr>
+          <w:sz w:val="18"/>
+          <w:szCs w:val="18"/>
+        </w:rPr>
+        <w:t>banay</w:t>
+      </w:r>
+      <w:proofErr w:type="spellEnd"/>
+      <w:r>
+        <w:rPr>
+          <w:sz w:val="18"/>
+          <w:szCs w:val="18"/>
+        </w:rPr>
+        <w:t xml:space="preserve"> </w:t>
+      </w:r>
+      <w:proofErr w:type="spellStart"/>
+      <w:r>
+        <w:rPr>
+          <w:sz w:val="18"/>
+          <w:szCs w:val="18"/>
+        </w:rPr>
+        <w:t>aur</w:t>
+      </w:r>
+      <w:proofErr w:type="spellEnd"/>
+      <w:r>
+        <w:rPr>
+          <w:sz w:val="18"/>
+          <w:szCs w:val="18"/>
+        </w:rPr>
+        <w:t xml:space="preserve"> </w:t>
+      </w:r>
+      <w:proofErr w:type="spellStart"/>
+      <w:r>
+        <w:rPr>
+          <w:sz w:val="18"/>
+          <w:szCs w:val="18"/>
+        </w:rPr>
+        <w:t>phir</w:t>
+      </w:r>
+      <w:proofErr w:type="spellEnd"/>
+      <w:r>
+        <w:rPr>
+          <w:sz w:val="18"/>
+          <w:szCs w:val="18"/>
+        </w:rPr>
+        <w:t xml:space="preserve"> </w:t>
+      </w:r>
+      <w:proofErr w:type="spellStart"/>
+      <w:r>
+        <w:rPr>
+          <w:sz w:val="18"/>
+          <w:szCs w:val="18"/>
+        </w:rPr>
+        <w:t>cashout</w:t>
+      </w:r>
+      <w:proofErr w:type="spellEnd"/>
+      <w:r>
+        <w:rPr>
+          <w:sz w:val="18"/>
+          <w:szCs w:val="18"/>
+        </w:rPr>
+        <w:t xml:space="preserve"> ho </w:t>
+      </w:r>
+      <w:proofErr w:type="spellStart"/>
+      <w:r>
+        <w:rPr>
+          <w:sz w:val="18"/>
+          <w:szCs w:val="18"/>
+        </w:rPr>
+        <w:t>jaye</w:t>
+      </w:r>
+      <w:proofErr w:type="spellEnd"/>
+      <w:r>
+        <w:rPr>
+          <w:sz w:val="18"/>
+          <w:szCs w:val="18"/>
+        </w:rPr>
+        <w:t xml:space="preserve"> </w:t>
+      </w:r>
+      <w:proofErr w:type="spellStart"/>
+      <w:r>
+        <w:rPr>
+          <w:sz w:val="18"/>
+          <w:szCs w:val="18"/>
+        </w:rPr>
+        <w:t>aur</w:t>
+      </w:r>
+      <w:proofErr w:type="spellEnd"/>
       <w:r>
         <w:rPr>
           <w:sz w:val="18"/>
           <w:szCs w:val="18"/>
         </w:rPr>
         <w:br/>
-        <w:t xml:space="preserve">ye section Staff &amp; Permissions k section </w:t>
+        <w:t xml:space="preserve">system </w:t>
+      </w:r>
+      <w:proofErr w:type="spellStart"/>
+      <w:r>
+        <w:rPr>
+          <w:sz w:val="18"/>
+          <w:szCs w:val="18"/>
+        </w:rPr>
+        <w:t>cashout</w:t>
+      </w:r>
+      <w:proofErr w:type="spellEnd"/>
+      <w:r>
+        <w:rPr>
+          <w:sz w:val="18"/>
+          <w:szCs w:val="18"/>
+        </w:rPr>
+        <w:t xml:space="preserve"> ka print </w:t>
+      </w:r>
+      <w:proofErr w:type="spellStart"/>
+      <w:r>
+        <w:rPr>
+          <w:sz w:val="18"/>
+          <w:szCs w:val="18"/>
+        </w:rPr>
+        <w:t>dikhaye</w:t>
+      </w:r>
+      <w:proofErr w:type="spellEnd"/>
+      <w:r>
+        <w:rPr>
+          <w:sz w:val="18"/>
+          <w:szCs w:val="18"/>
+        </w:rPr>
+        <w:t xml:space="preserve"> </w:t>
+      </w:r>
+      <w:proofErr w:type="spellStart"/>
+      <w:r>
+        <w:rPr>
+          <w:sz w:val="18"/>
+          <w:szCs w:val="18"/>
+        </w:rPr>
+        <w:t>wo</w:t>
+      </w:r>
+      <w:proofErr w:type="spellEnd"/>
+      <w:r>
+        <w:rPr>
+          <w:sz w:val="18"/>
+          <w:szCs w:val="18"/>
+        </w:rPr>
+        <w:t xml:space="preserve"> print </w:t>
+      </w:r>
+      <w:proofErr w:type="spellStart"/>
+      <w:r>
+        <w:rPr>
+          <w:sz w:val="18"/>
+          <w:szCs w:val="18"/>
+        </w:rPr>
+        <w:t>hoo</w:t>
+      </w:r>
+      <w:proofErr w:type="spellEnd"/>
+      <w:r>
+        <w:rPr>
+          <w:sz w:val="18"/>
+          <w:szCs w:val="18"/>
+        </w:rPr>
+        <w:t xml:space="preserve"> </w:t>
+      </w:r>
+      <w:proofErr w:type="spellStart"/>
+      <w:r>
+        <w:rPr>
+          <w:sz w:val="18"/>
+          <w:szCs w:val="18"/>
+        </w:rPr>
+        <w:t>aur</w:t>
+      </w:r>
+      <w:proofErr w:type="spellEnd"/>
+      <w:r>
+        <w:rPr>
+          <w:sz w:val="18"/>
+          <w:szCs w:val="18"/>
+        </w:rPr>
+        <w:t xml:space="preserve"> </w:t>
+      </w:r>
+      <w:proofErr w:type="spellStart"/>
+      <w:r>
+        <w:rPr>
+          <w:sz w:val="18"/>
+          <w:szCs w:val="18"/>
+        </w:rPr>
+        <w:t>cashin</w:t>
+      </w:r>
+      <w:proofErr w:type="spellEnd"/>
+      <w:r>
+        <w:rPr>
+          <w:sz w:val="18"/>
+          <w:szCs w:val="18"/>
+        </w:rPr>
+        <w:t xml:space="preserve"> screen per </w:t>
+      </w:r>
+      <w:proofErr w:type="spellStart"/>
+      <w:r>
+        <w:rPr>
+          <w:sz w:val="18"/>
+          <w:szCs w:val="18"/>
+        </w:rPr>
+        <w:t>dobara</w:t>
+      </w:r>
+      <w:proofErr w:type="spellEnd"/>
+      <w:r>
+        <w:rPr>
+          <w:sz w:val="18"/>
+          <w:szCs w:val="18"/>
+        </w:rPr>
+        <w:t xml:space="preserve"> le </w:t>
+      </w:r>
+      <w:proofErr w:type="spellStart"/>
+      <w:r>
+        <w:rPr>
+          <w:sz w:val="18"/>
+          <w:szCs w:val="18"/>
+        </w:rPr>
+        <w:t>jaye</w:t>
+      </w:r>
+      <w:proofErr w:type="spellEnd"/>
+      <w:r>
+        <w:rPr>
+          <w:sz w:val="18"/>
+          <w:szCs w:val="18"/>
+        </w:rPr>
+        <w:t>.</w:t>
+      </w:r>
+      <w:r>
+        <w:rPr>
+          <w:sz w:val="18"/>
+          <w:szCs w:val="18"/>
+        </w:rPr>
+        <w:br/>
+      </w:r>
+      <w:r>
+        <w:rPr>
+          <w:sz w:val="18"/>
+          <w:szCs w:val="18"/>
+        </w:rPr>
+        <w:br/>
+      </w:r>
+      <w:r>
+        <w:rPr>
+          <w:noProof/>
+          <w:sz w:val="18"/>
+          <w:szCs w:val="18"/>
+        </w:rPr>
+        <w:drawing>
+          <wp:inline distT="0" distB="0" distL="0" distR="0">
+            <wp:extent cx="5943600" cy="2889100"/>
+            <wp:effectExtent l="19050" t="0" r="0" b="0"/>
+            <wp:docPr id="79" name="Picture 79"/>
+            <wp:cNvGraphicFramePr>
+              <a:graphicFrameLocks xmlns:a="http://schemas.openxmlformats.org/drawingml/2006/main" noChangeAspect="1"/>
+            </wp:cNvGraphicFramePr>
+            <a:graphic xmlns:a="http://schemas.openxmlformats.org/drawingml/2006/main">
+              <a:graphicData uri="http://schemas.openxmlformats.org/drawingml/2006/picture">
+                <pic:pic xmlns:pic="http://schemas.openxmlformats.org/drawingml/2006/picture">
+                  <pic:nvPicPr>
+                    <pic:cNvPr id="0" name="Picture 79"/>
+                    <pic:cNvPicPr>
+                      <a:picLocks noChangeAspect="1" noChangeArrowheads="1"/>
+                    </pic:cNvPicPr>
+                  </pic:nvPicPr>
+                  <pic:blipFill>
+                    <a:blip r:embed="rId10" cstate="print"/>
+                    <a:srcRect/>
+                    <a:stretch>
+                      <a:fillRect/>
+                    </a:stretch>
+                  </pic:blipFill>
+                  <pic:spPr bwMode="auto">
+                    <a:xfrm>
+                      <a:off x="0" y="0"/>
+                      <a:ext cx="5943600" cy="2889100"/>
+                    </a:xfrm>
+                    <a:prstGeom prst="rect">
+                      <a:avLst/>
+                    </a:prstGeom>
+                    <a:noFill/>
+                    <a:ln w="9525">
+                      <a:noFill/>
+                      <a:miter lim="800000"/>
+                      <a:headEnd/>
+                      <a:tailEnd/>
+                    </a:ln>
+                  </pic:spPr>
+                </pic:pic>
+              </a:graphicData>
+            </a:graphic>
+          </wp:inline>
+        </w:drawing>
+      </w:r>
+      <w:proofErr w:type="spellStart"/>
+      <w:r>
+        <w:rPr>
+          <w:sz w:val="18"/>
+          <w:szCs w:val="18"/>
+        </w:rPr>
+        <w:t>isi</w:t>
+      </w:r>
+      <w:proofErr w:type="spellEnd"/>
+      <w:r>
+        <w:rPr>
+          <w:sz w:val="18"/>
+          <w:szCs w:val="18"/>
+        </w:rPr>
+        <w:t xml:space="preserve"> </w:t>
+      </w:r>
+      <w:proofErr w:type="spellStart"/>
+      <w:r>
+        <w:rPr>
+          <w:sz w:val="18"/>
+          <w:szCs w:val="18"/>
+        </w:rPr>
+        <w:t>tara</w:t>
+      </w:r>
+      <w:proofErr w:type="spellEnd"/>
+      <w:r>
+        <w:rPr>
+          <w:sz w:val="18"/>
+          <w:szCs w:val="18"/>
+        </w:rPr>
+        <w:t xml:space="preserve"> Shift / Day close per </w:t>
+      </w:r>
+      <w:proofErr w:type="spellStart"/>
+      <w:r>
+        <w:rPr>
+          <w:sz w:val="18"/>
+          <w:szCs w:val="18"/>
+        </w:rPr>
+        <w:t>aik</w:t>
+      </w:r>
+      <w:proofErr w:type="spellEnd"/>
+      <w:r>
+        <w:rPr>
+          <w:sz w:val="18"/>
+          <w:szCs w:val="18"/>
+        </w:rPr>
+        <w:t xml:space="preserve"> </w:t>
+      </w:r>
+      <w:proofErr w:type="spellStart"/>
+      <w:r>
+        <w:rPr>
+          <w:sz w:val="18"/>
+          <w:szCs w:val="18"/>
+        </w:rPr>
+        <w:t>pora</w:t>
+      </w:r>
+      <w:proofErr w:type="spellEnd"/>
+      <w:r>
+        <w:rPr>
+          <w:sz w:val="18"/>
+          <w:szCs w:val="18"/>
+        </w:rPr>
+        <w:t xml:space="preserve"> currency note </w:t>
+      </w:r>
+      <w:proofErr w:type="spellStart"/>
+      <w:r>
+        <w:rPr>
+          <w:sz w:val="18"/>
+          <w:szCs w:val="18"/>
+        </w:rPr>
+        <w:t>wala</w:t>
+      </w:r>
+      <w:proofErr w:type="spellEnd"/>
+      <w:r>
+        <w:rPr>
+          <w:sz w:val="18"/>
+          <w:szCs w:val="18"/>
+        </w:rPr>
+        <w:t xml:space="preserve"> system </w:t>
+      </w:r>
+      <w:proofErr w:type="spellStart"/>
+      <w:r>
+        <w:rPr>
+          <w:sz w:val="18"/>
+          <w:szCs w:val="18"/>
+        </w:rPr>
+        <w:t>ata</w:t>
+      </w:r>
+      <w:proofErr w:type="spellEnd"/>
+      <w:r>
+        <w:rPr>
+          <w:sz w:val="18"/>
+          <w:szCs w:val="18"/>
+        </w:rPr>
+        <w:t xml:space="preserve"> </w:t>
+      </w:r>
+      <w:proofErr w:type="spellStart"/>
+      <w:r>
+        <w:rPr>
+          <w:sz w:val="18"/>
+          <w:szCs w:val="18"/>
+        </w:rPr>
+        <w:t>tha</w:t>
+      </w:r>
+      <w:proofErr w:type="spellEnd"/>
+      <w:r>
+        <w:rPr>
+          <w:sz w:val="18"/>
+          <w:szCs w:val="18"/>
+        </w:rPr>
+        <w:t xml:space="preserve"> </w:t>
+      </w:r>
+      <w:proofErr w:type="spellStart"/>
+      <w:r>
+        <w:rPr>
+          <w:sz w:val="18"/>
+          <w:szCs w:val="18"/>
+        </w:rPr>
+        <w:t>jaha</w:t>
+      </w:r>
+      <w:proofErr w:type="spellEnd"/>
+      <w:r>
+        <w:rPr>
+          <w:sz w:val="18"/>
+          <w:szCs w:val="18"/>
+        </w:rPr>
+        <w:t xml:space="preserve"> per cashier day closing time per sari sale </w:t>
+      </w:r>
+      <w:proofErr w:type="spellStart"/>
+      <w:r>
+        <w:rPr>
+          <w:sz w:val="18"/>
+          <w:szCs w:val="18"/>
+        </w:rPr>
+        <w:t>nikal</w:t>
+      </w:r>
+      <w:proofErr w:type="spellEnd"/>
+      <w:r>
+        <w:rPr>
+          <w:sz w:val="18"/>
+          <w:szCs w:val="18"/>
+        </w:rPr>
+        <w:t xml:space="preserve"> </w:t>
+      </w:r>
+      <w:proofErr w:type="spellStart"/>
+      <w:r>
+        <w:rPr>
+          <w:sz w:val="18"/>
+          <w:szCs w:val="18"/>
+        </w:rPr>
+        <w:t>kar</w:t>
+      </w:r>
+      <w:proofErr w:type="spellEnd"/>
+      <w:r>
+        <w:rPr>
+          <w:sz w:val="18"/>
+          <w:szCs w:val="18"/>
+        </w:rPr>
+        <w:br/>
+      </w:r>
+      <w:proofErr w:type="spellStart"/>
+      <w:r>
+        <w:rPr>
+          <w:sz w:val="18"/>
+          <w:szCs w:val="18"/>
+        </w:rPr>
+        <w:t>os</w:t>
+      </w:r>
+      <w:proofErr w:type="spellEnd"/>
+      <w:r>
+        <w:rPr>
+          <w:sz w:val="18"/>
+          <w:szCs w:val="18"/>
+        </w:rPr>
+        <w:t xml:space="preserve"> k note count </w:t>
+      </w:r>
+      <w:proofErr w:type="spellStart"/>
+      <w:r>
+        <w:rPr>
+          <w:sz w:val="18"/>
+          <w:szCs w:val="18"/>
+        </w:rPr>
+        <w:t>dal</w:t>
+      </w:r>
+      <w:proofErr w:type="spellEnd"/>
+      <w:r>
+        <w:rPr>
+          <w:sz w:val="18"/>
+          <w:szCs w:val="18"/>
+        </w:rPr>
+        <w:t xml:space="preserve"> </w:t>
+      </w:r>
+      <w:proofErr w:type="spellStart"/>
+      <w:r>
+        <w:rPr>
+          <w:sz w:val="18"/>
+          <w:szCs w:val="18"/>
+        </w:rPr>
+        <w:t>kar</w:t>
+      </w:r>
+      <w:proofErr w:type="spellEnd"/>
+      <w:r>
+        <w:rPr>
+          <w:sz w:val="18"/>
+          <w:szCs w:val="18"/>
+        </w:rPr>
+        <w:t xml:space="preserve"> </w:t>
+      </w:r>
+      <w:proofErr w:type="spellStart"/>
+      <w:r>
+        <w:rPr>
+          <w:sz w:val="18"/>
+          <w:szCs w:val="18"/>
+        </w:rPr>
+        <w:t>aur</w:t>
+      </w:r>
+      <w:proofErr w:type="spellEnd"/>
+      <w:r>
+        <w:rPr>
+          <w:sz w:val="18"/>
+          <w:szCs w:val="18"/>
+        </w:rPr>
+        <w:t xml:space="preserve"> </w:t>
+      </w:r>
+      <w:proofErr w:type="spellStart"/>
+      <w:r>
+        <w:rPr>
+          <w:sz w:val="18"/>
+          <w:szCs w:val="18"/>
+        </w:rPr>
+        <w:t>apni</w:t>
+      </w:r>
+      <w:proofErr w:type="spellEnd"/>
+      <w:r>
+        <w:rPr>
+          <w:sz w:val="18"/>
+          <w:szCs w:val="18"/>
+        </w:rPr>
+        <w:t xml:space="preserve"> total sale calculate </w:t>
+      </w:r>
+      <w:proofErr w:type="spellStart"/>
+      <w:r>
+        <w:rPr>
+          <w:sz w:val="18"/>
+          <w:szCs w:val="18"/>
+        </w:rPr>
+        <w:t>kar</w:t>
+      </w:r>
+      <w:proofErr w:type="spellEnd"/>
+      <w:r>
+        <w:rPr>
+          <w:sz w:val="18"/>
+          <w:szCs w:val="18"/>
+        </w:rPr>
+        <w:t xml:space="preserve"> k envelop </w:t>
       </w:r>
       <w:proofErr w:type="spellStart"/>
       <w:r>
@@ -2050,7 +2486,447 @@
           <w:sz w:val="18"/>
           <w:szCs w:val="18"/>
         </w:rPr>
-        <w:t>hona</w:t>
+        <w:t>dal</w:t>
+      </w:r>
+      <w:proofErr w:type="spellEnd"/>
+      <w:r>
+        <w:rPr>
+          <w:sz w:val="18"/>
+          <w:szCs w:val="18"/>
+        </w:rPr>
+        <w:t xml:space="preserve"> </w:t>
+      </w:r>
+      <w:proofErr w:type="spellStart"/>
+      <w:r>
+        <w:rPr>
+          <w:sz w:val="18"/>
+          <w:szCs w:val="18"/>
+        </w:rPr>
+        <w:t>kar</w:t>
+      </w:r>
+      <w:proofErr w:type="spellEnd"/>
+      <w:r>
+        <w:rPr>
+          <w:sz w:val="18"/>
+          <w:szCs w:val="18"/>
+        </w:rPr>
+        <w:t xml:space="preserve"> </w:t>
+      </w:r>
+      <w:proofErr w:type="spellStart"/>
+      <w:r>
+        <w:rPr>
+          <w:sz w:val="18"/>
+          <w:szCs w:val="18"/>
+        </w:rPr>
+        <w:t>poray</w:t>
+      </w:r>
+      <w:proofErr w:type="spellEnd"/>
+      <w:r>
+        <w:rPr>
+          <w:sz w:val="18"/>
+          <w:szCs w:val="18"/>
+        </w:rPr>
+        <w:t xml:space="preserve"> day ka sale ka print </w:t>
+      </w:r>
+      <w:proofErr w:type="spellStart"/>
+      <w:r>
+        <w:rPr>
+          <w:sz w:val="18"/>
+          <w:szCs w:val="18"/>
+        </w:rPr>
+        <w:t>nikal</w:t>
+      </w:r>
+      <w:proofErr w:type="spellEnd"/>
+      <w:r>
+        <w:rPr>
+          <w:sz w:val="18"/>
+          <w:szCs w:val="18"/>
+        </w:rPr>
+        <w:t xml:space="preserve"> </w:t>
+      </w:r>
+      <w:proofErr w:type="spellStart"/>
+      <w:r>
+        <w:rPr>
+          <w:sz w:val="18"/>
+          <w:szCs w:val="18"/>
+        </w:rPr>
+        <w:t>kar</w:t>
+      </w:r>
+      <w:proofErr w:type="spellEnd"/>
+      <w:r>
+        <w:rPr>
+          <w:sz w:val="18"/>
+          <w:szCs w:val="18"/>
+        </w:rPr>
+        <w:t xml:space="preserve"> cash </w:t>
+      </w:r>
+      <w:proofErr w:type="spellStart"/>
+      <w:r>
+        <w:rPr>
+          <w:sz w:val="18"/>
+          <w:szCs w:val="18"/>
+        </w:rPr>
+        <w:t>pora</w:t>
+      </w:r>
+      <w:proofErr w:type="spellEnd"/>
+      <w:r>
+        <w:rPr>
+          <w:sz w:val="18"/>
+          <w:szCs w:val="18"/>
+        </w:rPr>
+        <w:t xml:space="preserve"> </w:t>
+      </w:r>
+      <w:proofErr w:type="spellStart"/>
+      <w:r>
+        <w:rPr>
+          <w:sz w:val="18"/>
+          <w:szCs w:val="18"/>
+        </w:rPr>
+        <w:t>kar</w:t>
+      </w:r>
+      <w:proofErr w:type="spellEnd"/>
+      <w:r>
+        <w:rPr>
+          <w:sz w:val="18"/>
+          <w:szCs w:val="18"/>
+        </w:rPr>
+        <w:t xml:space="preserve"> k </w:t>
+      </w:r>
+      <w:proofErr w:type="spellStart"/>
+      <w:r>
+        <w:rPr>
+          <w:sz w:val="18"/>
+          <w:szCs w:val="18"/>
+        </w:rPr>
+        <w:t>sath</w:t>
+      </w:r>
+      <w:proofErr w:type="spellEnd"/>
+      <w:r>
+        <w:rPr>
+          <w:sz w:val="18"/>
+          <w:szCs w:val="18"/>
+        </w:rPr>
+        <w:t xml:space="preserve"> attach </w:t>
+      </w:r>
+      <w:proofErr w:type="spellStart"/>
+      <w:r>
+        <w:rPr>
+          <w:sz w:val="18"/>
+          <w:szCs w:val="18"/>
+        </w:rPr>
+        <w:t>kar</w:t>
+      </w:r>
+      <w:proofErr w:type="spellEnd"/>
+      <w:r>
+        <w:rPr>
+          <w:sz w:val="18"/>
+          <w:szCs w:val="18"/>
+        </w:rPr>
+        <w:t xml:space="preserve"> </w:t>
+      </w:r>
+      <w:proofErr w:type="spellStart"/>
+      <w:r>
+        <w:rPr>
+          <w:sz w:val="18"/>
+          <w:szCs w:val="18"/>
+        </w:rPr>
+        <w:t>deta</w:t>
+      </w:r>
+      <w:proofErr w:type="spellEnd"/>
+      <w:r>
+        <w:rPr>
+          <w:sz w:val="18"/>
+          <w:szCs w:val="18"/>
+        </w:rPr>
+        <w:t xml:space="preserve"> </w:t>
+      </w:r>
+      <w:proofErr w:type="spellStart"/>
+      <w:r>
+        <w:rPr>
+          <w:sz w:val="18"/>
+          <w:szCs w:val="18"/>
+        </w:rPr>
+        <w:t>hai</w:t>
+      </w:r>
+      <w:proofErr w:type="spellEnd"/>
+      <w:r>
+        <w:rPr>
+          <w:sz w:val="18"/>
+          <w:szCs w:val="18"/>
+        </w:rPr>
+        <w:t xml:space="preserve">. </w:t>
+      </w:r>
+      <w:r>
+        <w:rPr>
+          <w:sz w:val="18"/>
+          <w:szCs w:val="18"/>
+        </w:rPr>
+        <w:br/>
+      </w:r>
+      <w:r>
+        <w:rPr>
+          <w:sz w:val="18"/>
+          <w:szCs w:val="18"/>
+        </w:rPr>
+        <w:br/>
+      </w:r>
+      <w:proofErr w:type="gramStart"/>
+      <w:r>
+        <w:rPr>
+          <w:sz w:val="18"/>
+          <w:szCs w:val="18"/>
+        </w:rPr>
+        <w:t>ye</w:t>
+      </w:r>
+      <w:proofErr w:type="gramEnd"/>
+      <w:r>
+        <w:rPr>
+          <w:sz w:val="18"/>
+          <w:szCs w:val="18"/>
+        </w:rPr>
+        <w:t xml:space="preserve"> </w:t>
+      </w:r>
+      <w:proofErr w:type="spellStart"/>
+      <w:r>
+        <w:rPr>
+          <w:sz w:val="18"/>
+          <w:szCs w:val="18"/>
+        </w:rPr>
+        <w:t>moduel</w:t>
+      </w:r>
+      <w:proofErr w:type="spellEnd"/>
+      <w:r>
+        <w:rPr>
+          <w:sz w:val="18"/>
+          <w:szCs w:val="18"/>
+        </w:rPr>
+        <w:t xml:space="preserve"> </w:t>
+      </w:r>
+      <w:proofErr w:type="spellStart"/>
+      <w:r>
+        <w:rPr>
+          <w:sz w:val="18"/>
+          <w:szCs w:val="18"/>
+        </w:rPr>
+        <w:t>bana</w:t>
+      </w:r>
+      <w:proofErr w:type="spellEnd"/>
+      <w:r>
+        <w:rPr>
+          <w:sz w:val="18"/>
+          <w:szCs w:val="18"/>
+        </w:rPr>
+        <w:t xml:space="preserve"> </w:t>
+      </w:r>
+      <w:proofErr w:type="spellStart"/>
+      <w:r>
+        <w:rPr>
+          <w:sz w:val="18"/>
+          <w:szCs w:val="18"/>
+        </w:rPr>
+        <w:t>huwa</w:t>
+      </w:r>
+      <w:proofErr w:type="spellEnd"/>
+      <w:r>
+        <w:rPr>
+          <w:sz w:val="18"/>
+          <w:szCs w:val="18"/>
+        </w:rPr>
+        <w:t xml:space="preserve"> </w:t>
+      </w:r>
+      <w:proofErr w:type="spellStart"/>
+      <w:r>
+        <w:rPr>
+          <w:sz w:val="18"/>
+          <w:szCs w:val="18"/>
+        </w:rPr>
+        <w:t>hai</w:t>
+      </w:r>
+      <w:proofErr w:type="spellEnd"/>
+      <w:r>
+        <w:rPr>
+          <w:sz w:val="18"/>
+          <w:szCs w:val="18"/>
+        </w:rPr>
+        <w:t xml:space="preserve"> fix </w:t>
+      </w:r>
+      <w:proofErr w:type="spellStart"/>
+      <w:r>
+        <w:rPr>
+          <w:sz w:val="18"/>
+          <w:szCs w:val="18"/>
+        </w:rPr>
+        <w:t>karna</w:t>
+      </w:r>
+      <w:proofErr w:type="spellEnd"/>
+      <w:r>
+        <w:rPr>
+          <w:sz w:val="18"/>
+          <w:szCs w:val="18"/>
+        </w:rPr>
+        <w:t xml:space="preserve"> </w:t>
+      </w:r>
+      <w:proofErr w:type="spellStart"/>
+      <w:r>
+        <w:rPr>
+          <w:sz w:val="18"/>
+          <w:szCs w:val="18"/>
+        </w:rPr>
+        <w:t>hai</w:t>
+      </w:r>
+      <w:proofErr w:type="spellEnd"/>
+      <w:r>
+        <w:rPr>
+          <w:sz w:val="18"/>
+          <w:szCs w:val="18"/>
+        </w:rPr>
+        <w:t>.</w:t>
+      </w:r>
+      <w:r>
+        <w:rPr>
+          <w:sz w:val="18"/>
+          <w:szCs w:val="18"/>
+        </w:rPr>
+        <w:br/>
+      </w:r>
+      <w:r>
+        <w:rPr>
+          <w:sz w:val="18"/>
+          <w:szCs w:val="18"/>
+        </w:rPr>
+        <w:br/>
+      </w:r>
+      <w:r>
+        <w:rPr>
+          <w:noProof/>
+          <w:sz w:val="18"/>
+          <w:szCs w:val="18"/>
+        </w:rPr>
+        <w:lastRenderedPageBreak/>
+        <w:drawing>
+          <wp:inline distT="0" distB="0" distL="0" distR="0">
+            <wp:extent cx="5943600" cy="2980136"/>
+            <wp:effectExtent l="19050" t="0" r="0" b="0"/>
+            <wp:docPr id="82" name="Picture 82"/>
+            <wp:cNvGraphicFramePr>
+              <a:graphicFrameLocks xmlns:a="http://schemas.openxmlformats.org/drawingml/2006/main" noChangeAspect="1"/>
+            </wp:cNvGraphicFramePr>
+            <a:graphic xmlns:a="http://schemas.openxmlformats.org/drawingml/2006/main">
+              <a:graphicData uri="http://schemas.openxmlformats.org/drawingml/2006/picture">
+                <pic:pic xmlns:pic="http://schemas.openxmlformats.org/drawingml/2006/picture">
+                  <pic:nvPicPr>
+                    <pic:cNvPr id="0" name="Picture 82"/>
+                    <pic:cNvPicPr>
+                      <a:picLocks noChangeAspect="1" noChangeArrowheads="1"/>
+                    </pic:cNvPicPr>
+                  </pic:nvPicPr>
+                  <pic:blipFill>
+                    <a:blip r:embed="rId11"/>
+                    <a:srcRect/>
+                    <a:stretch>
+                      <a:fillRect/>
+                    </a:stretch>
+                  </pic:blipFill>
+                  <pic:spPr bwMode="auto">
+                    <a:xfrm>
+                      <a:off x="0" y="0"/>
+                      <a:ext cx="5943600" cy="2980136"/>
+                    </a:xfrm>
+                    <a:prstGeom prst="rect">
+                      <a:avLst/>
+                    </a:prstGeom>
+                    <a:noFill/>
+                    <a:ln w="9525">
+                      <a:noFill/>
+                      <a:miter lim="800000"/>
+                      <a:headEnd/>
+                      <a:tailEnd/>
+                    </a:ln>
+                  </pic:spPr>
+                </pic:pic>
+              </a:graphicData>
+            </a:graphic>
+          </wp:inline>
+        </w:drawing>
+      </w:r>
+      <w:r>
+        <w:rPr>
+          <w:sz w:val="18"/>
+          <w:szCs w:val="18"/>
+        </w:rPr>
+        <w:br/>
+      </w:r>
+      <w:proofErr w:type="gramStart"/>
+      <w:r>
+        <w:rPr>
+          <w:sz w:val="18"/>
+          <w:szCs w:val="18"/>
+        </w:rPr>
+        <w:t>jab</w:t>
+      </w:r>
+      <w:proofErr w:type="gramEnd"/>
+      <w:r>
+        <w:rPr>
+          <w:sz w:val="18"/>
+          <w:szCs w:val="18"/>
+        </w:rPr>
+        <w:t xml:space="preserve"> online order deliver ho </w:t>
+      </w:r>
+      <w:proofErr w:type="spellStart"/>
+      <w:r>
+        <w:rPr>
+          <w:sz w:val="18"/>
+          <w:szCs w:val="18"/>
+        </w:rPr>
+        <w:t>kar</w:t>
+      </w:r>
+      <w:proofErr w:type="spellEnd"/>
+      <w:r>
+        <w:rPr>
+          <w:sz w:val="18"/>
+          <w:szCs w:val="18"/>
+        </w:rPr>
+        <w:t xml:space="preserve"> complete ho chukka hoot u </w:t>
+      </w:r>
+      <w:proofErr w:type="spellStart"/>
+      <w:r>
+        <w:rPr>
+          <w:sz w:val="18"/>
+          <w:szCs w:val="18"/>
+        </w:rPr>
+        <w:t>yaha</w:t>
+      </w:r>
+      <w:proofErr w:type="spellEnd"/>
+      <w:r>
+        <w:rPr>
+          <w:sz w:val="18"/>
+          <w:szCs w:val="18"/>
+        </w:rPr>
+        <w:t xml:space="preserve"> </w:t>
+      </w:r>
+      <w:proofErr w:type="spellStart"/>
+      <w:r>
+        <w:rPr>
+          <w:sz w:val="18"/>
+          <w:szCs w:val="18"/>
+        </w:rPr>
+        <w:t>bhi</w:t>
+      </w:r>
+      <w:proofErr w:type="spellEnd"/>
+      <w:r>
+        <w:rPr>
+          <w:sz w:val="18"/>
+          <w:szCs w:val="18"/>
+        </w:rPr>
+        <w:t xml:space="preserve"> Delivered </w:t>
+      </w:r>
+      <w:proofErr w:type="spellStart"/>
+      <w:r>
+        <w:rPr>
+          <w:sz w:val="18"/>
+          <w:szCs w:val="18"/>
+        </w:rPr>
+        <w:t>ana</w:t>
       </w:r>
       <w:proofErr w:type="spellEnd"/>
       <w:r>
@@ -2090,40 +2966,16 @@
           <w:sz w:val="18"/>
           <w:szCs w:val="18"/>
         </w:rPr>
-        <w:t xml:space="preserve"> </w:t>
-      </w:r>
-      <w:proofErr w:type="spellStart"/>
-      <w:r>
-        <w:rPr>
-          <w:sz w:val="18"/>
-          <w:szCs w:val="18"/>
-        </w:rPr>
-        <w:t>jaha</w:t>
-      </w:r>
-      <w:proofErr w:type="spellEnd"/>
-      <w:r>
-        <w:rPr>
-          <w:sz w:val="18"/>
-          <w:szCs w:val="18"/>
-        </w:rPr>
-        <w:t xml:space="preserve"> </w:t>
-      </w:r>
-      <w:proofErr w:type="spellStart"/>
-      <w:r>
-        <w:rPr>
-          <w:sz w:val="18"/>
-          <w:szCs w:val="18"/>
-        </w:rPr>
-        <w:t>saray</w:t>
-      </w:r>
-      <w:proofErr w:type="spellEnd"/>
-      <w:r>
-        <w:rPr>
-          <w:sz w:val="18"/>
-          <w:szCs w:val="18"/>
-        </w:rPr>
-        <w:t xml:space="preserve"> staff k accounts and permissions hein.</w:t>
-      </w:r>
+        <w:t>.</w:t>
+      </w:r>
+    </w:p>
+    <w:p>
+      <w:pPr>
+        <w:rPr>
+          <w:sz w:val="18"/>
+          <w:szCs w:val="18"/>
+        </w:rPr>
+      </w:pPr>
       <w:r>
         <w:rPr>
           <w:sz w:val="18"/>
